--- a/docs/manuals/dm/DM02-簽核中心.docx
+++ b/docs/manuals/dm/DM02-簽核中心.docx
@@ -7,6 +7,8 @@
         <w:spacing w:after="0"/>
         <w:jc w:val="center"/>
       </w:pPr>
+      <w:bookmarkStart w:id="0" w:name="_GoBack"/>
+      <w:bookmarkEnd w:id="0"/>
     </w:p>
     <w:p>
       <w:pPr>
@@ -155,7 +157,13 @@
         <w:rPr>
           <w:sz w:val="44"/>
         </w:rPr>
-        <w:t>DM02 簽核中心</w:t>
+        <w:t xml:space="preserve">DM02 </w:t>
+      </w:r>
+      <w:r>
+        <w:rPr>
+          <w:sz w:val="44"/>
+        </w:rPr>
+        <w:t>簽核中心</w:t>
       </w:r>
     </w:p>
     <w:p>
@@ -191,20 +199,26 @@
     <w:tbl>
       <w:tblPr>
         <w:tblStyle w:val="aff2"/>
-        <w:tblW w:type="auto" w:w="0"/>
+        <w:tblW w:w="0" w:type="auto"/>
         <w:jc w:val="center"/>
-        <w:tblLook w:firstColumn="1" w:firstRow="1" w:lastColumn="0" w:lastRow="0" w:noHBand="0" w:noVBand="1" w:val="04A0"/>
+        <w:tblLook w:val="04A0" w:firstRow="1" w:lastRow="0" w:firstColumn="1" w:lastColumn="0" w:noHBand="0" w:noVBand="1"/>
       </w:tblPr>
       <w:tblGrid>
-        <w:gridCol w:w="4680"/>
-        <w:gridCol w:w="4680"/>
+        <w:gridCol w:w="2160"/>
+        <w:gridCol w:w="3600"/>
       </w:tblGrid>
       <w:tr>
+        <w:trPr>
+          <w:jc w:val="center"/>
+        </w:trPr>
         <w:tc>
           <w:tcPr>
-            <w:tcW w:type="dxa" w:w="2160"/>
+            <w:tcW w:w="2160" w:type="dxa"/>
           </w:tcPr>
           <w:p>
+            <w:pPr>
+              <w:spacing w:before="60" w:after="60"/>
+            </w:pPr>
             <w:r>
               <w:t>版本</w:t>
             </w:r>
@@ -212,9 +226,12 @@
         </w:tc>
         <w:tc>
           <w:tcPr>
-            <w:tcW w:type="dxa" w:w="3600"/>
+            <w:tcW w:w="3600" w:type="dxa"/>
           </w:tcPr>
           <w:p>
+            <w:pPr>
+              <w:spacing w:before="60" w:after="60"/>
+            </w:pPr>
             <w:r>
               <w:t>1.0</w:t>
             </w:r>
@@ -222,11 +239,17 @@
         </w:tc>
       </w:tr>
       <w:tr>
+        <w:trPr>
+          <w:jc w:val="center"/>
+        </w:trPr>
         <w:tc>
           <w:tcPr>
-            <w:tcW w:type="dxa" w:w="2160"/>
+            <w:tcW w:w="2160" w:type="dxa"/>
           </w:tcPr>
           <w:p>
+            <w:pPr>
+              <w:spacing w:before="60" w:after="60"/>
+            </w:pPr>
             <w:r>
               <w:t>建立日期</w:t>
             </w:r>
@@ -234,21 +257,30 @@
         </w:tc>
         <w:tc>
           <w:tcPr>
-            <w:tcW w:type="dxa" w:w="3600"/>
+            <w:tcW w:w="3600" w:type="dxa"/>
           </w:tcPr>
           <w:p>
+            <w:pPr>
+              <w:spacing w:before="60" w:after="60"/>
+            </w:pPr>
             <w:r>
-              <w:t>2026/10/19</w:t>
+              <w:t>2026/10/20</w:t>
             </w:r>
           </w:p>
         </w:tc>
       </w:tr>
       <w:tr>
+        <w:trPr>
+          <w:jc w:val="center"/>
+        </w:trPr>
         <w:tc>
           <w:tcPr>
-            <w:tcW w:type="dxa" w:w="2160"/>
+            <w:tcW w:w="2160" w:type="dxa"/>
           </w:tcPr>
           <w:p>
+            <w:pPr>
+              <w:spacing w:before="60" w:after="60"/>
+            </w:pPr>
             <w:r>
               <w:t>更新日期</w:t>
             </w:r>
@@ -256,19 +288,27 @@
         </w:tc>
         <w:tc>
           <w:tcPr>
-            <w:tcW w:type="dxa" w:w="3600"/>
+            <w:tcW w:w="3600" w:type="dxa"/>
           </w:tcPr>
           <w:p>
-            <w:r/>
+            <w:pPr>
+              <w:spacing w:before="60" w:after="60"/>
+            </w:pPr>
           </w:p>
         </w:tc>
       </w:tr>
       <w:tr>
+        <w:trPr>
+          <w:jc w:val="center"/>
+        </w:trPr>
         <w:tc>
           <w:tcPr>
-            <w:tcW w:type="dxa" w:w="2160"/>
+            <w:tcW w:w="2160" w:type="dxa"/>
           </w:tcPr>
           <w:p>
+            <w:pPr>
+              <w:spacing w:before="60" w:after="60"/>
+            </w:pPr>
             <w:r>
               <w:t>作者</w:t>
             </w:r>
@@ -276,9 +316,12 @@
         </w:tc>
         <w:tc>
           <w:tcPr>
-            <w:tcW w:type="dxa" w:w="3600"/>
+            <w:tcW w:w="3600" w:type="dxa"/>
           </w:tcPr>
           <w:p>
+            <w:pPr>
+              <w:spacing w:before="60" w:after="60"/>
+            </w:pPr>
             <w:r>
               <w:t>朱可棠</w:t>
             </w:r>
@@ -289,31 +332,38 @@
     <w:p>
       <w:pPr>
         <w:pStyle w:val="Heading1NoTOC"/>
-        <w:pageBreakBefore/>
       </w:pPr>
       <w:r>
-        <w:t>文件制/修訂履歷</w:t>
+        <w:lastRenderedPageBreak/>
+        <w:t>文件制</w:t>
+      </w:r>
+      <w:r>
+        <w:t>/</w:t>
+      </w:r>
+      <w:r>
+        <w:t>修訂履歷</w:t>
       </w:r>
     </w:p>
     <w:tbl>
       <w:tblPr>
         <w:tblStyle w:val="aff2"/>
-        <w:tblW w:type="auto" w:w="0"/>
-        <w:tblLook w:firstColumn="1" w:firstRow="1" w:lastColumn="0" w:lastRow="0" w:noHBand="0" w:noVBand="1" w:val="04A0"/>
+        <w:tblW w:w="0" w:type="auto"/>
+        <w:tblLook w:val="04A0" w:firstRow="1" w:lastRow="0" w:firstColumn="1" w:lastColumn="0" w:noHBand="0" w:noVBand="1"/>
       </w:tblPr>
       <w:tblGrid>
-        <w:gridCol w:w="2340"/>
-        <w:gridCol w:w="2340"/>
-        <w:gridCol w:w="2340"/>
-        <w:gridCol w:w="2340"/>
+        <w:gridCol w:w="1151"/>
+        <w:gridCol w:w="1729"/>
+        <w:gridCol w:w="4320"/>
+        <w:gridCol w:w="2160"/>
       </w:tblGrid>
       <w:tr>
         <w:tc>
           <w:tcPr>
-            <w:tcW w:type="dxa" w:w="1151"/>
+            <w:tcW w:w="1151" w:type="dxa"/>
           </w:tcPr>
           <w:p>
             <w:pPr>
+              <w:spacing w:before="60" w:after="60"/>
               <w:jc w:val="center"/>
             </w:pPr>
             <w:r>
@@ -326,10 +376,11 @@
         </w:tc>
         <w:tc>
           <w:tcPr>
-            <w:tcW w:type="dxa" w:w="1729"/>
+            <w:tcW w:w="1729" w:type="dxa"/>
           </w:tcPr>
           <w:p>
             <w:pPr>
+              <w:spacing w:before="60" w:after="60"/>
               <w:jc w:val="center"/>
             </w:pPr>
             <w:r>
@@ -342,10 +393,11 @@
         </w:tc>
         <w:tc>
           <w:tcPr>
-            <w:tcW w:type="dxa" w:w="4320"/>
+            <w:tcW w:w="4320" w:type="dxa"/>
           </w:tcPr>
           <w:p>
             <w:pPr>
+              <w:spacing w:before="60" w:after="60"/>
               <w:jc w:val="center"/>
             </w:pPr>
             <w:r>
@@ -358,10 +410,11 @@
         </w:tc>
         <w:tc>
           <w:tcPr>
-            <w:tcW w:type="dxa" w:w="2160"/>
+            <w:tcW w:w="2160" w:type="dxa"/>
           </w:tcPr>
           <w:p>
             <w:pPr>
+              <w:spacing w:before="60" w:after="60"/>
               <w:jc w:val="center"/>
             </w:pPr>
             <w:r>
@@ -376,10 +429,11 @@
       <w:tr>
         <w:tc>
           <w:tcPr>
-            <w:tcW w:type="dxa" w:w="1151"/>
+            <w:tcW w:w="1151" w:type="dxa"/>
           </w:tcPr>
           <w:p>
             <w:pPr>
+              <w:spacing w:before="60" w:after="60"/>
               <w:jc w:val="center"/>
             </w:pPr>
             <w:r>
@@ -389,22 +443,26 @@
         </w:tc>
         <w:tc>
           <w:tcPr>
-            <w:tcW w:type="dxa" w:w="1729"/>
+            <w:tcW w:w="1729" w:type="dxa"/>
           </w:tcPr>
           <w:p>
             <w:pPr>
+              <w:spacing w:before="60" w:after="60"/>
               <w:jc w:val="center"/>
             </w:pPr>
             <w:r>
-              <w:t>2026/10/19</w:t>
+              <w:t>2026/10/20</w:t>
             </w:r>
           </w:p>
         </w:tc>
         <w:tc>
           <w:tcPr>
-            <w:tcW w:type="dxa" w:w="4320"/>
+            <w:tcW w:w="4320" w:type="dxa"/>
           </w:tcPr>
           <w:p>
+            <w:pPr>
+              <w:spacing w:before="60" w:after="60"/>
+            </w:pPr>
             <w:r>
               <w:t>初次發行</w:t>
             </w:r>
@@ -412,10 +470,11 @@
         </w:tc>
         <w:tc>
           <w:tcPr>
-            <w:tcW w:type="dxa" w:w="2160"/>
+            <w:tcW w:w="2160" w:type="dxa"/>
           </w:tcPr>
           <w:p>
             <w:pPr>
+              <w:spacing w:before="60" w:after="60"/>
               <w:jc w:val="center"/>
             </w:pPr>
             <w:r>
@@ -428,25 +487,1051 @@
     <w:p>
       <w:pPr>
         <w:pStyle w:val="Heading1NoTOC"/>
-        <w:pageBreakBefore/>
       </w:pPr>
       <w:r>
+        <w:lastRenderedPageBreak/>
         <w:t>目錄</w:t>
       </w:r>
     </w:p>
     <w:p>
+      <w:pPr>
+        <w:pStyle w:val="14"/>
+        <w:tabs>
+          <w:tab w:val="right" w:leader="dot" w:pos="9350"/>
+        </w:tabs>
+        <w:rPr>
+          <w:rFonts w:asciiTheme="minorHAnsi" w:eastAsiaTheme="minorEastAsia" w:hAnsiTheme="minorHAnsi" w:cstheme="minorBidi"/>
+          <w:noProof/>
+          <w:color w:val="auto"/>
+          <w:kern w:val="2"/>
+          <w:szCs w:val="22"/>
+        </w:rPr>
+      </w:pPr>
       <w:r>
         <w:fldChar w:fldCharType="begin"/>
-        <w:instrText xml:space="preserve">TOC \o "1-2" \h \z \u</w:instrText>
+      </w:r>
+      <w:r>
+        <w:instrText>TOC \o "1-2" \h \z \u</w:instrText>
+      </w:r>
+      <w:r>
         <w:fldChar w:fldCharType="separate"/>
-        <w:t>目錄將於開啟文件時自動更新</w:t>
+      </w:r>
+      <w:hyperlink w:anchor="_Toc243386714" w:history="1">
+        <w:r>
+          <w:rPr>
+            <w:rStyle w:val="affb"/>
+            <w:rFonts w:hint="eastAsia"/>
+            <w:noProof/>
+          </w:rPr>
+          <w:t>壹、作業說明</w:t>
+        </w:r>
+        <w:r>
+          <w:rPr>
+            <w:noProof/>
+            <w:webHidden/>
+          </w:rPr>
+          <w:tab/>
+        </w:r>
+        <w:r>
+          <w:rPr>
+            <w:noProof/>
+            <w:webHidden/>
+          </w:rPr>
+          <w:fldChar w:fldCharType="begin"/>
+        </w:r>
+        <w:r>
+          <w:rPr>
+            <w:noProof/>
+            <w:webHidden/>
+          </w:rPr>
+          <w:instrText xml:space="preserve"> PAGEREF _Toc243386714 \h </w:instrText>
+        </w:r>
+        <w:r>
+          <w:rPr>
+            <w:noProof/>
+            <w:webHidden/>
+          </w:rPr>
+        </w:r>
+        <w:r>
+          <w:rPr>
+            <w:noProof/>
+            <w:webHidden/>
+          </w:rPr>
+          <w:fldChar w:fldCharType="separate"/>
+        </w:r>
+        <w:r>
+          <w:rPr>
+            <w:noProof/>
+            <w:webHidden/>
+          </w:rPr>
+          <w:t>1</w:t>
+        </w:r>
+        <w:r>
+          <w:rPr>
+            <w:noProof/>
+            <w:webHidden/>
+          </w:rPr>
+          <w:fldChar w:fldCharType="end"/>
+        </w:r>
+      </w:hyperlink>
+    </w:p>
+    <w:p>
+      <w:pPr>
+        <w:pStyle w:val="2a"/>
+        <w:tabs>
+          <w:tab w:val="right" w:leader="dot" w:pos="9350"/>
+        </w:tabs>
+        <w:rPr>
+          <w:rFonts w:asciiTheme="minorHAnsi" w:eastAsiaTheme="minorEastAsia" w:hAnsiTheme="minorHAnsi" w:cstheme="minorBidi"/>
+          <w:noProof/>
+          <w:color w:val="auto"/>
+          <w:kern w:val="2"/>
+          <w:szCs w:val="22"/>
+        </w:rPr>
+      </w:pPr>
+      <w:hyperlink w:anchor="_Toc243386715" w:history="1">
+        <w:r>
+          <w:rPr>
+            <w:rStyle w:val="affb"/>
+            <w:rFonts w:hint="eastAsia"/>
+            <w:noProof/>
+          </w:rPr>
+          <w:t>一、使用情境</w:t>
+        </w:r>
+        <w:r>
+          <w:rPr>
+            <w:noProof/>
+            <w:webHidden/>
+          </w:rPr>
+          <w:tab/>
+        </w:r>
+        <w:r>
+          <w:rPr>
+            <w:noProof/>
+            <w:webHidden/>
+          </w:rPr>
+          <w:fldChar w:fldCharType="begin"/>
+        </w:r>
+        <w:r>
+          <w:rPr>
+            <w:noProof/>
+            <w:webHidden/>
+          </w:rPr>
+          <w:instrText xml:space="preserve"> PAGEREF _Toc243386715 \h </w:instrText>
+        </w:r>
+        <w:r>
+          <w:rPr>
+            <w:noProof/>
+            <w:webHidden/>
+          </w:rPr>
+        </w:r>
+        <w:r>
+          <w:rPr>
+            <w:noProof/>
+            <w:webHidden/>
+          </w:rPr>
+          <w:fldChar w:fldCharType="separate"/>
+        </w:r>
+        <w:r>
+          <w:rPr>
+            <w:noProof/>
+            <w:webHidden/>
+          </w:rPr>
+          <w:t>1</w:t>
+        </w:r>
+        <w:r>
+          <w:rPr>
+            <w:noProof/>
+            <w:webHidden/>
+          </w:rPr>
+          <w:fldChar w:fldCharType="end"/>
+        </w:r>
+      </w:hyperlink>
+    </w:p>
+    <w:p>
+      <w:pPr>
+        <w:pStyle w:val="2a"/>
+        <w:tabs>
+          <w:tab w:val="right" w:leader="dot" w:pos="9350"/>
+        </w:tabs>
+        <w:rPr>
+          <w:rFonts w:asciiTheme="minorHAnsi" w:eastAsiaTheme="minorEastAsia" w:hAnsiTheme="minorHAnsi" w:cstheme="minorBidi"/>
+          <w:noProof/>
+          <w:color w:val="auto"/>
+          <w:kern w:val="2"/>
+          <w:szCs w:val="22"/>
+        </w:rPr>
+      </w:pPr>
+      <w:hyperlink w:anchor="_Toc243386716" w:history="1">
+        <w:r>
+          <w:rPr>
+            <w:rStyle w:val="affb"/>
+            <w:rFonts w:hint="eastAsia"/>
+            <w:noProof/>
+          </w:rPr>
+          <w:t>二、進入路徑</w:t>
+        </w:r>
+        <w:r>
+          <w:rPr>
+            <w:noProof/>
+            <w:webHidden/>
+          </w:rPr>
+          <w:tab/>
+        </w:r>
+        <w:r>
+          <w:rPr>
+            <w:noProof/>
+            <w:webHidden/>
+          </w:rPr>
+          <w:fldChar w:fldCharType="begin"/>
+        </w:r>
+        <w:r>
+          <w:rPr>
+            <w:noProof/>
+            <w:webHidden/>
+          </w:rPr>
+          <w:instrText xml:space="preserve"> PAGEREF _Toc243386716 \h </w:instrText>
+        </w:r>
+        <w:r>
+          <w:rPr>
+            <w:noProof/>
+            <w:webHidden/>
+          </w:rPr>
+        </w:r>
+        <w:r>
+          <w:rPr>
+            <w:noProof/>
+            <w:webHidden/>
+          </w:rPr>
+          <w:fldChar w:fldCharType="separate"/>
+        </w:r>
+        <w:r>
+          <w:rPr>
+            <w:noProof/>
+            <w:webHidden/>
+          </w:rPr>
+          <w:t>1</w:t>
+        </w:r>
+        <w:r>
+          <w:rPr>
+            <w:noProof/>
+            <w:webHidden/>
+          </w:rPr>
+          <w:fldChar w:fldCharType="end"/>
+        </w:r>
+      </w:hyperlink>
+    </w:p>
+    <w:p>
+      <w:pPr>
+        <w:pStyle w:val="14"/>
+        <w:tabs>
+          <w:tab w:val="right" w:leader="dot" w:pos="9350"/>
+        </w:tabs>
+        <w:rPr>
+          <w:rFonts w:asciiTheme="minorHAnsi" w:eastAsiaTheme="minorEastAsia" w:hAnsiTheme="minorHAnsi" w:cstheme="minorBidi"/>
+          <w:noProof/>
+          <w:color w:val="auto"/>
+          <w:kern w:val="2"/>
+          <w:szCs w:val="22"/>
+        </w:rPr>
+      </w:pPr>
+      <w:hyperlink w:anchor="_Toc243386717" w:history="1">
+        <w:r>
+          <w:rPr>
+            <w:rStyle w:val="affb"/>
+            <w:rFonts w:hint="eastAsia"/>
+            <w:noProof/>
+          </w:rPr>
+          <w:t>貳、操作說明</w:t>
+        </w:r>
+        <w:r>
+          <w:rPr>
+            <w:noProof/>
+            <w:webHidden/>
+          </w:rPr>
+          <w:tab/>
+        </w:r>
+        <w:r>
+          <w:rPr>
+            <w:noProof/>
+            <w:webHidden/>
+          </w:rPr>
+          <w:fldChar w:fldCharType="begin"/>
+        </w:r>
+        <w:r>
+          <w:rPr>
+            <w:noProof/>
+            <w:webHidden/>
+          </w:rPr>
+          <w:instrText xml:space="preserve"> PAGEREF _Toc243386717 \h </w:instrText>
+        </w:r>
+        <w:r>
+          <w:rPr>
+            <w:noProof/>
+            <w:webHidden/>
+          </w:rPr>
+        </w:r>
+        <w:r>
+          <w:rPr>
+            <w:noProof/>
+            <w:webHidden/>
+          </w:rPr>
+          <w:fldChar w:fldCharType="separate"/>
+        </w:r>
+        <w:r>
+          <w:rPr>
+            <w:noProof/>
+            <w:webHidden/>
+          </w:rPr>
+          <w:t>2</w:t>
+        </w:r>
+        <w:r>
+          <w:rPr>
+            <w:noProof/>
+            <w:webHidden/>
+          </w:rPr>
+          <w:fldChar w:fldCharType="end"/>
+        </w:r>
+      </w:hyperlink>
+    </w:p>
+    <w:p>
+      <w:pPr>
+        <w:pStyle w:val="2a"/>
+        <w:tabs>
+          <w:tab w:val="right" w:leader="dot" w:pos="9350"/>
+        </w:tabs>
+        <w:rPr>
+          <w:rFonts w:asciiTheme="minorHAnsi" w:eastAsiaTheme="minorEastAsia" w:hAnsiTheme="minorHAnsi" w:cstheme="minorBidi"/>
+          <w:noProof/>
+          <w:color w:val="auto"/>
+          <w:kern w:val="2"/>
+          <w:szCs w:val="22"/>
+        </w:rPr>
+      </w:pPr>
+      <w:hyperlink w:anchor="_Toc243386718" w:history="1">
+        <w:r>
+          <w:rPr>
+            <w:rStyle w:val="affb"/>
+            <w:rFonts w:hint="eastAsia"/>
+            <w:noProof/>
+          </w:rPr>
+          <w:t>一、畫面與前置設定</w:t>
+        </w:r>
+        <w:r>
+          <w:rPr>
+            <w:noProof/>
+            <w:webHidden/>
+          </w:rPr>
+          <w:tab/>
+        </w:r>
+        <w:r>
+          <w:rPr>
+            <w:noProof/>
+            <w:webHidden/>
+          </w:rPr>
+          <w:fldChar w:fldCharType="begin"/>
+        </w:r>
+        <w:r>
+          <w:rPr>
+            <w:noProof/>
+            <w:webHidden/>
+          </w:rPr>
+          <w:instrText xml:space="preserve"> PAGEREF _Toc243386718 \h </w:instrText>
+        </w:r>
+        <w:r>
+          <w:rPr>
+            <w:noProof/>
+            <w:webHidden/>
+          </w:rPr>
+        </w:r>
+        <w:r>
+          <w:rPr>
+            <w:noProof/>
+            <w:webHidden/>
+          </w:rPr>
+          <w:fldChar w:fldCharType="separate"/>
+        </w:r>
+        <w:r>
+          <w:rPr>
+            <w:noProof/>
+            <w:webHidden/>
+          </w:rPr>
+          <w:t>2</w:t>
+        </w:r>
+        <w:r>
+          <w:rPr>
+            <w:noProof/>
+            <w:webHidden/>
+          </w:rPr>
+          <w:fldChar w:fldCharType="end"/>
+        </w:r>
+      </w:hyperlink>
+    </w:p>
+    <w:p>
+      <w:pPr>
+        <w:pStyle w:val="2a"/>
+        <w:tabs>
+          <w:tab w:val="right" w:leader="dot" w:pos="9350"/>
+        </w:tabs>
+        <w:rPr>
+          <w:rFonts w:asciiTheme="minorHAnsi" w:eastAsiaTheme="minorEastAsia" w:hAnsiTheme="minorHAnsi" w:cstheme="minorBidi"/>
+          <w:noProof/>
+          <w:color w:val="auto"/>
+          <w:kern w:val="2"/>
+          <w:szCs w:val="22"/>
+        </w:rPr>
+      </w:pPr>
+      <w:hyperlink w:anchor="_Toc243386719" w:history="1">
+        <w:r>
+          <w:rPr>
+            <w:rStyle w:val="affb"/>
+            <w:rFonts w:hint="eastAsia"/>
+            <w:noProof/>
+          </w:rPr>
+          <w:t>二、檢視簽核明細</w:t>
+        </w:r>
+        <w:r>
+          <w:rPr>
+            <w:noProof/>
+            <w:webHidden/>
+          </w:rPr>
+          <w:tab/>
+        </w:r>
+        <w:r>
+          <w:rPr>
+            <w:noProof/>
+            <w:webHidden/>
+          </w:rPr>
+          <w:fldChar w:fldCharType="begin"/>
+        </w:r>
+        <w:r>
+          <w:rPr>
+            <w:noProof/>
+            <w:webHidden/>
+          </w:rPr>
+          <w:instrText xml:space="preserve"> PAGEREF _Toc243386719 \h </w:instrText>
+        </w:r>
+        <w:r>
+          <w:rPr>
+            <w:noProof/>
+            <w:webHidden/>
+          </w:rPr>
+        </w:r>
+        <w:r>
+          <w:rPr>
+            <w:noProof/>
+            <w:webHidden/>
+          </w:rPr>
+          <w:fldChar w:fldCharType="separate"/>
+        </w:r>
+        <w:r>
+          <w:rPr>
+            <w:noProof/>
+            <w:webHidden/>
+          </w:rPr>
+          <w:t>2</w:t>
+        </w:r>
+        <w:r>
+          <w:rPr>
+            <w:noProof/>
+            <w:webHidden/>
+          </w:rPr>
+          <w:fldChar w:fldCharType="end"/>
+        </w:r>
+      </w:hyperlink>
+    </w:p>
+    <w:p>
+      <w:pPr>
+        <w:pStyle w:val="2a"/>
+        <w:tabs>
+          <w:tab w:val="right" w:leader="dot" w:pos="9350"/>
+        </w:tabs>
+        <w:rPr>
+          <w:rFonts w:asciiTheme="minorHAnsi" w:eastAsiaTheme="minorEastAsia" w:hAnsiTheme="minorHAnsi" w:cstheme="minorBidi"/>
+          <w:noProof/>
+          <w:color w:val="auto"/>
+          <w:kern w:val="2"/>
+          <w:szCs w:val="22"/>
+        </w:rPr>
+      </w:pPr>
+      <w:hyperlink w:anchor="_Toc243386720" w:history="1">
+        <w:r>
+          <w:rPr>
+            <w:rStyle w:val="affb"/>
+            <w:rFonts w:hint="eastAsia"/>
+            <w:noProof/>
+          </w:rPr>
+          <w:t>三、核准並發布</w:t>
+        </w:r>
+        <w:r>
+          <w:rPr>
+            <w:noProof/>
+            <w:webHidden/>
+          </w:rPr>
+          <w:tab/>
+        </w:r>
+        <w:r>
+          <w:rPr>
+            <w:noProof/>
+            <w:webHidden/>
+          </w:rPr>
+          <w:fldChar w:fldCharType="begin"/>
+        </w:r>
+        <w:r>
+          <w:rPr>
+            <w:noProof/>
+            <w:webHidden/>
+          </w:rPr>
+          <w:instrText xml:space="preserve"> PAGEREF _Toc243386720 \h </w:instrText>
+        </w:r>
+        <w:r>
+          <w:rPr>
+            <w:noProof/>
+            <w:webHidden/>
+          </w:rPr>
+        </w:r>
+        <w:r>
+          <w:rPr>
+            <w:noProof/>
+            <w:webHidden/>
+          </w:rPr>
+          <w:fldChar w:fldCharType="separate"/>
+        </w:r>
+        <w:r>
+          <w:rPr>
+            <w:noProof/>
+            <w:webHidden/>
+          </w:rPr>
+          <w:t>4</w:t>
+        </w:r>
+        <w:r>
+          <w:rPr>
+            <w:noProof/>
+            <w:webHidden/>
+          </w:rPr>
+          <w:fldChar w:fldCharType="end"/>
+        </w:r>
+      </w:hyperlink>
+    </w:p>
+    <w:p>
+      <w:pPr>
+        <w:pStyle w:val="2a"/>
+        <w:tabs>
+          <w:tab w:val="right" w:leader="dot" w:pos="9350"/>
+        </w:tabs>
+        <w:rPr>
+          <w:rFonts w:asciiTheme="minorHAnsi" w:eastAsiaTheme="minorEastAsia" w:hAnsiTheme="minorHAnsi" w:cstheme="minorBidi"/>
+          <w:noProof/>
+          <w:color w:val="auto"/>
+          <w:kern w:val="2"/>
+          <w:szCs w:val="22"/>
+        </w:rPr>
+      </w:pPr>
+      <w:hyperlink w:anchor="_Toc243386721" w:history="1">
+        <w:r>
+          <w:rPr>
+            <w:rStyle w:val="affb"/>
+            <w:rFonts w:hint="eastAsia"/>
+            <w:noProof/>
+          </w:rPr>
+          <w:t>四、核准並廢止</w:t>
+        </w:r>
+        <w:r>
+          <w:rPr>
+            <w:noProof/>
+            <w:webHidden/>
+          </w:rPr>
+          <w:tab/>
+        </w:r>
+        <w:r>
+          <w:rPr>
+            <w:noProof/>
+            <w:webHidden/>
+          </w:rPr>
+          <w:fldChar w:fldCharType="begin"/>
+        </w:r>
+        <w:r>
+          <w:rPr>
+            <w:noProof/>
+            <w:webHidden/>
+          </w:rPr>
+          <w:instrText xml:space="preserve"> PAGEREF _Toc243386721 \h </w:instrText>
+        </w:r>
+        <w:r>
+          <w:rPr>
+            <w:noProof/>
+            <w:webHidden/>
+          </w:rPr>
+        </w:r>
+        <w:r>
+          <w:rPr>
+            <w:noProof/>
+            <w:webHidden/>
+          </w:rPr>
+          <w:fldChar w:fldCharType="separate"/>
+        </w:r>
+        <w:r>
+          <w:rPr>
+            <w:noProof/>
+            <w:webHidden/>
+          </w:rPr>
+          <w:t>4</w:t>
+        </w:r>
+        <w:r>
+          <w:rPr>
+            <w:noProof/>
+            <w:webHidden/>
+          </w:rPr>
+          <w:fldChar w:fldCharType="end"/>
+        </w:r>
+      </w:hyperlink>
+    </w:p>
+    <w:p>
+      <w:pPr>
+        <w:pStyle w:val="2a"/>
+        <w:tabs>
+          <w:tab w:val="right" w:leader="dot" w:pos="9350"/>
+        </w:tabs>
+        <w:rPr>
+          <w:rFonts w:asciiTheme="minorHAnsi" w:eastAsiaTheme="minorEastAsia" w:hAnsiTheme="minorHAnsi" w:cstheme="minorBidi"/>
+          <w:noProof/>
+          <w:color w:val="auto"/>
+          <w:kern w:val="2"/>
+          <w:szCs w:val="22"/>
+        </w:rPr>
+      </w:pPr>
+      <w:hyperlink w:anchor="_Toc243386722" w:history="1">
+        <w:r>
+          <w:rPr>
+            <w:rStyle w:val="affb"/>
+            <w:rFonts w:hint="eastAsia"/>
+            <w:noProof/>
+          </w:rPr>
+          <w:t>五、退回</w:t>
+        </w:r>
+        <w:r>
+          <w:rPr>
+            <w:noProof/>
+            <w:webHidden/>
+          </w:rPr>
+          <w:tab/>
+        </w:r>
+        <w:r>
+          <w:rPr>
+            <w:noProof/>
+            <w:webHidden/>
+          </w:rPr>
+          <w:fldChar w:fldCharType="begin"/>
+        </w:r>
+        <w:r>
+          <w:rPr>
+            <w:noProof/>
+            <w:webHidden/>
+          </w:rPr>
+          <w:instrText xml:space="preserve"> PAGEREF _Toc243386722 \h </w:instrText>
+        </w:r>
+        <w:r>
+          <w:rPr>
+            <w:noProof/>
+            <w:webHidden/>
+          </w:rPr>
+        </w:r>
+        <w:r>
+          <w:rPr>
+            <w:noProof/>
+            <w:webHidden/>
+          </w:rPr>
+          <w:fldChar w:fldCharType="separate"/>
+        </w:r>
+        <w:r>
+          <w:rPr>
+            <w:noProof/>
+            <w:webHidden/>
+          </w:rPr>
+          <w:t>4</w:t>
+        </w:r>
+        <w:r>
+          <w:rPr>
+            <w:noProof/>
+            <w:webHidden/>
+          </w:rPr>
+          <w:fldChar w:fldCharType="end"/>
+        </w:r>
+      </w:hyperlink>
+    </w:p>
+    <w:p>
+      <w:pPr>
+        <w:pStyle w:val="2a"/>
+        <w:tabs>
+          <w:tab w:val="right" w:leader="dot" w:pos="9350"/>
+        </w:tabs>
+        <w:rPr>
+          <w:rFonts w:asciiTheme="minorHAnsi" w:eastAsiaTheme="minorEastAsia" w:hAnsiTheme="minorHAnsi" w:cstheme="minorBidi"/>
+          <w:noProof/>
+          <w:color w:val="auto"/>
+          <w:kern w:val="2"/>
+          <w:szCs w:val="22"/>
+        </w:rPr>
+      </w:pPr>
+      <w:hyperlink w:anchor="_Toc243386723" w:history="1">
+        <w:r>
+          <w:rPr>
+            <w:rStyle w:val="affb"/>
+            <w:rFonts w:hint="eastAsia"/>
+            <w:noProof/>
+          </w:rPr>
+          <w:t>六、查看已完成的項目</w:t>
+        </w:r>
+        <w:r>
+          <w:rPr>
+            <w:noProof/>
+            <w:webHidden/>
+          </w:rPr>
+          <w:tab/>
+        </w:r>
+        <w:r>
+          <w:rPr>
+            <w:noProof/>
+            <w:webHidden/>
+          </w:rPr>
+          <w:fldChar w:fldCharType="begin"/>
+        </w:r>
+        <w:r>
+          <w:rPr>
+            <w:noProof/>
+            <w:webHidden/>
+          </w:rPr>
+          <w:instrText xml:space="preserve"> PAGEREF _Toc243386723 \h </w:instrText>
+        </w:r>
+        <w:r>
+          <w:rPr>
+            <w:noProof/>
+            <w:webHidden/>
+          </w:rPr>
+        </w:r>
+        <w:r>
+          <w:rPr>
+            <w:noProof/>
+            <w:webHidden/>
+          </w:rPr>
+          <w:fldChar w:fldCharType="separate"/>
+        </w:r>
+        <w:r>
+          <w:rPr>
+            <w:noProof/>
+            <w:webHidden/>
+          </w:rPr>
+          <w:t>5</w:t>
+        </w:r>
+        <w:r>
+          <w:rPr>
+            <w:noProof/>
+            <w:webHidden/>
+          </w:rPr>
+          <w:fldChar w:fldCharType="end"/>
+        </w:r>
+      </w:hyperlink>
+    </w:p>
+    <w:p>
+      <w:pPr>
+        <w:pStyle w:val="14"/>
+        <w:tabs>
+          <w:tab w:val="right" w:leader="dot" w:pos="9350"/>
+        </w:tabs>
+        <w:rPr>
+          <w:rFonts w:asciiTheme="minorHAnsi" w:eastAsiaTheme="minorEastAsia" w:hAnsiTheme="minorHAnsi" w:cstheme="minorBidi"/>
+          <w:noProof/>
+          <w:color w:val="auto"/>
+          <w:kern w:val="2"/>
+          <w:szCs w:val="22"/>
+        </w:rPr>
+      </w:pPr>
+      <w:hyperlink w:anchor="_Toc243386724" w:history="1">
+        <w:r>
+          <w:rPr>
+            <w:rStyle w:val="affb"/>
+            <w:rFonts w:hint="eastAsia"/>
+            <w:noProof/>
+          </w:rPr>
+          <w:t>參、常見訊息與處置</w:t>
+        </w:r>
+        <w:r>
+          <w:rPr>
+            <w:noProof/>
+            <w:webHidden/>
+          </w:rPr>
+          <w:tab/>
+        </w:r>
+        <w:r>
+          <w:rPr>
+            <w:noProof/>
+            <w:webHidden/>
+          </w:rPr>
+          <w:fldChar w:fldCharType="begin"/>
+        </w:r>
+        <w:r>
+          <w:rPr>
+            <w:noProof/>
+            <w:webHidden/>
+          </w:rPr>
+          <w:instrText xml:space="preserve"> PAGEREF _Toc243386724 \h </w:instrText>
+        </w:r>
+        <w:r>
+          <w:rPr>
+            <w:noProof/>
+            <w:webHidden/>
+          </w:rPr>
+        </w:r>
+        <w:r>
+          <w:rPr>
+            <w:noProof/>
+            <w:webHidden/>
+          </w:rPr>
+          <w:fldChar w:fldCharType="separate"/>
+        </w:r>
+        <w:r>
+          <w:rPr>
+            <w:noProof/>
+            <w:webHidden/>
+          </w:rPr>
+          <w:t>6</w:t>
+        </w:r>
+        <w:r>
+          <w:rPr>
+            <w:noProof/>
+            <w:webHidden/>
+          </w:rPr>
+          <w:fldChar w:fldCharType="end"/>
+        </w:r>
+      </w:hyperlink>
+    </w:p>
+    <w:p>
+      <w:pPr>
+        <w:pStyle w:val="2a"/>
+        <w:tabs>
+          <w:tab w:val="right" w:leader="dot" w:pos="9350"/>
+        </w:tabs>
+        <w:rPr>
+          <w:rFonts w:asciiTheme="minorHAnsi" w:eastAsiaTheme="minorEastAsia" w:hAnsiTheme="minorHAnsi" w:cstheme="minorBidi"/>
+          <w:noProof/>
+          <w:color w:val="auto"/>
+          <w:kern w:val="2"/>
+          <w:szCs w:val="22"/>
+        </w:rPr>
+      </w:pPr>
+      <w:hyperlink w:anchor="_Toc243386725" w:history="1">
+        <w:r>
+          <w:rPr>
+            <w:rStyle w:val="affb"/>
+            <w:rFonts w:hint="eastAsia"/>
+            <w:noProof/>
+          </w:rPr>
+          <w:t>一、被擋下（動作沒有完成）</w:t>
+        </w:r>
+        <w:r>
+          <w:rPr>
+            <w:noProof/>
+            <w:webHidden/>
+          </w:rPr>
+          <w:tab/>
+        </w:r>
+        <w:r>
+          <w:rPr>
+            <w:noProof/>
+            <w:webHidden/>
+          </w:rPr>
+          <w:fldChar w:fldCharType="begin"/>
+        </w:r>
+        <w:r>
+          <w:rPr>
+            <w:noProof/>
+            <w:webHidden/>
+          </w:rPr>
+          <w:instrText xml:space="preserve"> PAGEREF _Toc243386725 \h </w:instrText>
+        </w:r>
+        <w:r>
+          <w:rPr>
+            <w:noProof/>
+            <w:webHidden/>
+          </w:rPr>
+        </w:r>
+        <w:r>
+          <w:rPr>
+            <w:noProof/>
+            <w:webHidden/>
+          </w:rPr>
+          <w:fldChar w:fldCharType="separate"/>
+        </w:r>
+        <w:r>
+          <w:rPr>
+            <w:noProof/>
+            <w:webHidden/>
+          </w:rPr>
+          <w:t>6</w:t>
+        </w:r>
+        <w:r>
+          <w:rPr>
+            <w:noProof/>
+            <w:webHidden/>
+          </w:rPr>
+          <w:fldChar w:fldCharType="end"/>
+        </w:r>
+      </w:hyperlink>
+    </w:p>
+    <w:p>
+      <w:pPr>
+        <w:pStyle w:val="2a"/>
+        <w:tabs>
+          <w:tab w:val="right" w:leader="dot" w:pos="9350"/>
+        </w:tabs>
+        <w:rPr>
+          <w:rFonts w:asciiTheme="minorHAnsi" w:eastAsiaTheme="minorEastAsia" w:hAnsiTheme="minorHAnsi" w:cstheme="minorBidi"/>
+          <w:noProof/>
+          <w:color w:val="auto"/>
+          <w:kern w:val="2"/>
+          <w:szCs w:val="22"/>
+        </w:rPr>
+      </w:pPr>
+      <w:hyperlink w:anchor="_Toc243386726" w:history="1">
+        <w:r>
+          <w:rPr>
+            <w:rStyle w:val="affb"/>
+            <w:rFonts w:hint="eastAsia"/>
+            <w:noProof/>
+          </w:rPr>
+          <w:t>二、送出後的結果訊息</w:t>
+        </w:r>
+        <w:r>
+          <w:rPr>
+            <w:noProof/>
+            <w:webHidden/>
+          </w:rPr>
+          <w:tab/>
+        </w:r>
+        <w:r>
+          <w:rPr>
+            <w:noProof/>
+            <w:webHidden/>
+          </w:rPr>
+          <w:fldChar w:fldCharType="begin"/>
+        </w:r>
+        <w:r>
+          <w:rPr>
+            <w:noProof/>
+            <w:webHidden/>
+          </w:rPr>
+          <w:instrText xml:space="preserve"> PAGEREF _Toc243386726 \h </w:instrText>
+        </w:r>
+        <w:r>
+          <w:rPr>
+            <w:noProof/>
+            <w:webHidden/>
+          </w:rPr>
+        </w:r>
+        <w:r>
+          <w:rPr>
+            <w:noProof/>
+            <w:webHidden/>
+          </w:rPr>
+          <w:fldChar w:fldCharType="separate"/>
+        </w:r>
+        <w:r>
+          <w:rPr>
+            <w:noProof/>
+            <w:webHidden/>
+          </w:rPr>
+          <w:t>6</w:t>
+        </w:r>
+        <w:r>
+          <w:rPr>
+            <w:noProof/>
+            <w:webHidden/>
+          </w:rPr>
+          <w:fldChar w:fldCharType="end"/>
+        </w:r>
+      </w:hyperlink>
+    </w:p>
+    <w:p>
+      <w:pPr>
+        <w:pStyle w:val="2a"/>
+        <w:tabs>
+          <w:tab w:val="right" w:leader="dot" w:pos="9350"/>
+        </w:tabs>
+        <w:rPr>
+          <w:rFonts w:asciiTheme="minorHAnsi" w:eastAsiaTheme="minorEastAsia" w:hAnsiTheme="minorHAnsi" w:cstheme="minorBidi"/>
+          <w:noProof/>
+          <w:color w:val="auto"/>
+          <w:kern w:val="2"/>
+          <w:szCs w:val="22"/>
+        </w:rPr>
+      </w:pPr>
+      <w:hyperlink w:anchor="_Toc243386727" w:history="1">
+        <w:r>
+          <w:rPr>
+            <w:rStyle w:val="affb"/>
+            <w:rFonts w:hint="eastAsia"/>
+            <w:noProof/>
+          </w:rPr>
+          <w:t>三、其他情況</w:t>
+        </w:r>
+        <w:r>
+          <w:rPr>
+            <w:noProof/>
+            <w:webHidden/>
+          </w:rPr>
+          <w:tab/>
+        </w:r>
+        <w:r>
+          <w:rPr>
+            <w:noProof/>
+            <w:webHidden/>
+          </w:rPr>
+          <w:fldChar w:fldCharType="begin"/>
+        </w:r>
+        <w:r>
+          <w:rPr>
+            <w:noProof/>
+            <w:webHidden/>
+          </w:rPr>
+          <w:instrText xml:space="preserve"> PAGEREF _Toc243386727 \h </w:instrText>
+        </w:r>
+        <w:r>
+          <w:rPr>
+            <w:noProof/>
+            <w:webHidden/>
+          </w:rPr>
+        </w:r>
+        <w:r>
+          <w:rPr>
+            <w:noProof/>
+            <w:webHidden/>
+          </w:rPr>
+          <w:fldChar w:fldCharType="separate"/>
+        </w:r>
+        <w:r>
+          <w:rPr>
+            <w:noProof/>
+            <w:webHidden/>
+          </w:rPr>
+          <w:t>6</w:t>
+        </w:r>
+        <w:r>
+          <w:rPr>
+            <w:noProof/>
+            <w:webHidden/>
+          </w:rPr>
+          <w:fldChar w:fldCharType="end"/>
+        </w:r>
+      </w:hyperlink>
+    </w:p>
+    <w:p>
+      <w:r>
         <w:fldChar w:fldCharType="end"/>
       </w:r>
     </w:p>
     <w:p>
       <w:pPr>
         <w:sectPr>
-          <w:footerReference w:type="default" r:id="rId8"/>
           <w:pgSz w:w="12240" w:h="15840"/>
           <w:pgMar w:top="1440" w:right="1440" w:bottom="1440" w:left="1440" w:header="720" w:footer="720" w:gutter="0"/>
           <w:cols w:space="720"/>
@@ -458,17 +1543,22 @@
       <w:pPr>
         <w:pStyle w:val="1"/>
       </w:pPr>
+      <w:bookmarkStart w:id="1" w:name="_Toc243386714"/>
       <w:r>
+        <w:lastRenderedPageBreak/>
         <w:t>壹、作業說明</w:t>
       </w:r>
+      <w:bookmarkEnd w:id="1"/>
     </w:p>
     <w:p>
       <w:pPr>
         <w:pStyle w:val="2"/>
       </w:pPr>
+      <w:bookmarkStart w:id="2" w:name="_Toc243386715"/>
       <w:r>
         <w:t>一、使用情境</w:t>
       </w:r>
+      <w:bookmarkEnd w:id="2"/>
     </w:p>
     <w:p>
       <w:pPr>
@@ -489,6 +1579,7 @@
     </w:p>
     <w:p>
       <w:pPr>
+        <w:keepNext/>
         <w:ind w:firstLine="482"/>
       </w:pPr>
       <w:r>
@@ -498,28 +1589,25 @@
     <w:tbl>
       <w:tblPr>
         <w:tblStyle w:val="aff2"/>
-        <w:tblW w:type="auto" w:w="0"/>
+        <w:tblW w:w="0" w:type="auto"/>
         <w:tblLayout w:type="fixed"/>
-        <w:tblLook w:firstColumn="1" w:firstRow="1" w:lastColumn="0" w:lastRow="0" w:noHBand="0" w:noVBand="1" w:val="04A0"/>
-        <w:tblLayout w:type="fixed"/>
+        <w:tblLook w:val="04A0" w:firstRow="1" w:lastRow="0" w:firstColumn="1" w:lastColumn="0" w:noHBand="0" w:noVBand="1"/>
       </w:tblPr>
       <w:tblGrid>
-        <w:gridCol w:w="2340"/>
-        <w:gridCol w:w="2340"/>
-        <w:gridCol w:w="2340"/>
-        <w:gridCol w:w="2340"/>
+        <w:gridCol w:w="1007"/>
+        <w:gridCol w:w="3112"/>
+        <w:gridCol w:w="2201"/>
+        <w:gridCol w:w="3041"/>
       </w:tblGrid>
       <w:tr>
         <w:tc>
           <w:tcPr>
-            <w:tcW w:type="dxa" w:w="1007"/>
+            <w:tcW w:w="1007" w:type="dxa"/>
           </w:tcPr>
           <w:p>
-            <w:r>
-              <w:rPr>
-                <w:b/>
-              </w:rPr>
-            </w:r>
+            <w:pPr>
+              <w:spacing w:before="60" w:after="60"/>
+            </w:pPr>
             <w:r>
               <w:rPr>
                 <w:b/>
@@ -530,14 +1618,12 @@
         </w:tc>
         <w:tc>
           <w:tcPr>
-            <w:tcW w:type="dxa" w:w="3112"/>
+            <w:tcW w:w="3112" w:type="dxa"/>
           </w:tcPr>
           <w:p>
-            <w:r>
-              <w:rPr>
-                <w:b/>
-              </w:rPr>
-            </w:r>
+            <w:pPr>
+              <w:spacing w:before="60" w:after="60"/>
+            </w:pPr>
             <w:r>
               <w:rPr>
                 <w:b/>
@@ -548,14 +1634,12 @@
         </w:tc>
         <w:tc>
           <w:tcPr>
-            <w:tcW w:type="dxa" w:w="2201"/>
+            <w:tcW w:w="2201" w:type="dxa"/>
           </w:tcPr>
           <w:p>
-            <w:r>
-              <w:rPr>
-                <w:b/>
-              </w:rPr>
-            </w:r>
+            <w:pPr>
+              <w:spacing w:before="60" w:after="60"/>
+            </w:pPr>
             <w:r>
               <w:rPr>
                 <w:b/>
@@ -566,14 +1650,12 @@
         </w:tc>
         <w:tc>
           <w:tcPr>
-            <w:tcW w:type="dxa" w:w="3041"/>
+            <w:tcW w:w="3041" w:type="dxa"/>
           </w:tcPr>
           <w:p>
-            <w:r>
-              <w:rPr>
-                <w:b/>
-              </w:rPr>
-            </w:r>
+            <w:pPr>
+              <w:spacing w:before="60" w:after="60"/>
+            </w:pPr>
             <w:r>
               <w:rPr>
                 <w:b/>
@@ -586,10 +1668,12 @@
       <w:tr>
         <w:tc>
           <w:tcPr>
-            <w:tcW w:type="dxa" w:w="1007"/>
+            <w:tcW w:w="1007" w:type="dxa"/>
           </w:tcPr>
           <w:p>
-            <w:r/>
+            <w:pPr>
+              <w:spacing w:before="60" w:after="60"/>
+            </w:pPr>
             <w:r>
               <w:t>新增</w:t>
             </w:r>
@@ -597,21 +1681,31 @@
         </w:tc>
         <w:tc>
           <w:tcPr>
-            <w:tcW w:type="dxa" w:w="3112"/>
+            <w:tcW w:w="3112" w:type="dxa"/>
           </w:tcPr>
           <w:p>
-            <w:r/>
+            <w:pPr>
+              <w:spacing w:before="60" w:after="60"/>
+            </w:pPr>
             <w:r>
-              <w:t>撰寫者於 DM08 文件新增與編輯建立新文件並送審</w:t>
+              <w:t>撰寫者於</w:t>
+            </w:r>
+            <w:r>
+              <w:t xml:space="preserve"> DM08 </w:t>
+            </w:r>
+            <w:r>
+              <w:t>文件新增與編輯建立新文件並送審</w:t>
             </w:r>
           </w:p>
         </w:tc>
         <w:tc>
           <w:tcPr>
-            <w:tcW w:type="dxa" w:w="2201"/>
+            <w:tcW w:w="2201" w:type="dxa"/>
           </w:tcPr>
           <w:p>
-            <w:r/>
+            <w:pPr>
+              <w:spacing w:before="60" w:after="60"/>
+            </w:pPr>
             <w:r>
               <w:t>文件發布，出現於文件庫</w:t>
             </w:r>
@@ -619,12 +1713,20 @@
         </w:tc>
         <w:tc>
           <w:tcPr>
-            <w:tcW w:type="dxa" w:w="3041"/>
+            <w:tcW w:w="3041" w:type="dxa"/>
           </w:tcPr>
           <w:p>
-            <w:r/>
+            <w:pPr>
+              <w:spacing w:before="60" w:after="60"/>
+            </w:pPr>
             <w:r>
-              <w:t>文件回到撰寫者的草稿，於 DM04 個人專區續編</w:t>
+              <w:t>文件回到撰寫者的草稿，於</w:t>
+            </w:r>
+            <w:r>
+              <w:t xml:space="preserve"> DM04 </w:t>
+            </w:r>
+            <w:r>
+              <w:t>個人專區續編</w:t>
             </w:r>
           </w:p>
         </w:tc>
@@ -632,10 +1734,12 @@
       <w:tr>
         <w:tc>
           <w:tcPr>
-            <w:tcW w:type="dxa" w:w="1007"/>
+            <w:tcW w:w="1007" w:type="dxa"/>
           </w:tcPr>
           <w:p>
-            <w:r/>
+            <w:pPr>
+              <w:spacing w:before="60" w:after="60"/>
+            </w:pPr>
             <w:r>
               <w:t>新版本</w:t>
             </w:r>
@@ -643,10 +1747,12 @@
         </w:tc>
         <w:tc>
           <w:tcPr>
-            <w:tcW w:type="dxa" w:w="3112"/>
+            <w:tcW w:w="3112" w:type="dxa"/>
           </w:tcPr>
           <w:p>
-            <w:r/>
+            <w:pPr>
+              <w:spacing w:before="60" w:after="60"/>
+            </w:pPr>
             <w:r>
               <w:t>撰寫者為已發布文件上傳新版本並送審</w:t>
             </w:r>
@@ -654,10 +1760,12 @@
         </w:tc>
         <w:tc>
           <w:tcPr>
-            <w:tcW w:type="dxa" w:w="2201"/>
+            <w:tcW w:w="2201" w:type="dxa"/>
           </w:tcPr>
           <w:p>
-            <w:r/>
+            <w:pPr>
+              <w:spacing w:before="60" w:after="60"/>
+            </w:pPr>
             <w:r>
               <w:t>新版本取代目前發布版</w:t>
             </w:r>
@@ -665,10 +1773,12 @@
         </w:tc>
         <w:tc>
           <w:tcPr>
-            <w:tcW w:type="dxa" w:w="3041"/>
+            <w:tcW w:w="3041" w:type="dxa"/>
           </w:tcPr>
           <w:p>
-            <w:r/>
+            <w:pPr>
+              <w:spacing w:before="60" w:after="60"/>
+            </w:pPr>
             <w:r>
               <w:t>新版本回到撰寫者的草稿；文件庫仍為原發布版</w:t>
             </w:r>
@@ -678,10 +1788,12 @@
       <w:tr>
         <w:tc>
           <w:tcPr>
-            <w:tcW w:type="dxa" w:w="1007"/>
+            <w:tcW w:w="1007" w:type="dxa"/>
           </w:tcPr>
           <w:p>
-            <w:r/>
+            <w:pPr>
+              <w:spacing w:before="60" w:after="60"/>
+            </w:pPr>
             <w:r>
               <w:t>廢止</w:t>
             </w:r>
@@ -689,21 +1801,31 @@
         </w:tc>
         <w:tc>
           <w:tcPr>
-            <w:tcW w:type="dxa" w:w="3112"/>
+            <w:tcW w:w="3112" w:type="dxa"/>
           </w:tcPr>
           <w:p>
-            <w:r/>
+            <w:pPr>
+              <w:spacing w:before="60" w:after="60"/>
+            </w:pPr>
             <w:r>
-              <w:t>撰寫者於 DM07 文件詳細頁提出廢止申請</w:t>
+              <w:t>撰寫者於</w:t>
+            </w:r>
+            <w:r>
+              <w:t xml:space="preserve"> DM07 </w:t>
+            </w:r>
+            <w:r>
+              <w:t>文件詳細頁提出廢止申請</w:t>
             </w:r>
           </w:p>
         </w:tc>
         <w:tc>
           <w:tcPr>
-            <w:tcW w:type="dxa" w:w="2201"/>
+            <w:tcW w:w="2201" w:type="dxa"/>
           </w:tcPr>
           <w:p>
-            <w:r/>
+            <w:pPr>
+              <w:spacing w:before="60" w:after="60"/>
+            </w:pPr>
             <w:r>
               <w:t>文件廢止並自文件庫下架</w:t>
             </w:r>
@@ -711,10 +1833,12 @@
         </w:tc>
         <w:tc>
           <w:tcPr>
-            <w:tcW w:type="dxa" w:w="3041"/>
+            <w:tcW w:w="3041" w:type="dxa"/>
           </w:tcPr>
           <w:p>
-            <w:r/>
+            <w:pPr>
+              <w:spacing w:before="60" w:after="60"/>
+            </w:pPr>
             <w:r>
               <w:t>文件維持已發布</w:t>
             </w:r>
@@ -735,40 +1859,59 @@
         <w:ind w:firstLine="482"/>
       </w:pPr>
       <w:r>
-        <w:t>撰寫者可於 DM04 個人專區撤回送審中的項目（例如指定的審核者請假），撤回的項目隨即自本作業的清單移除。</w:t>
+        <w:t>撰寫者可於</w:t>
+      </w:r>
+      <w:r>
+        <w:t xml:space="preserve"> DM04 </w:t>
+      </w:r>
+      <w:r>
+        <w:t>個人專區撤回送審中的項目（例如指定的審核者請假），撤回的項目隨即自本作業的清單移除。</w:t>
       </w:r>
     </w:p>
     <w:p>
       <w:pPr>
         <w:pStyle w:val="2"/>
       </w:pPr>
+      <w:bookmarkStart w:id="3" w:name="_Toc243386716"/>
       <w:r>
         <w:t>二、進入路徑</w:t>
       </w:r>
+      <w:bookmarkEnd w:id="3"/>
     </w:p>
     <w:p>
       <w:pPr>
         <w:ind w:firstLine="482"/>
       </w:pPr>
       <w:r>
-        <w:t>側邊選單「文件管理 → 簽核中心」。</w:t>
+        <w:t>側邊選單「文件管理</w:t>
+      </w:r>
+      <w:r>
+        <w:t xml:space="preserve"> → </w:t>
+      </w:r>
+      <w:r>
+        <w:t>簽核中心」。</w:t>
       </w:r>
     </w:p>
     <w:p>
       <w:pPr>
         <w:pStyle w:val="1"/>
       </w:pPr>
+      <w:bookmarkStart w:id="4" w:name="_Toc243386717"/>
       <w:r>
+        <w:lastRenderedPageBreak/>
         <w:t>貳、操作說明</w:t>
       </w:r>
+      <w:bookmarkEnd w:id="4"/>
     </w:p>
     <w:p>
       <w:pPr>
         <w:pStyle w:val="2"/>
       </w:pPr>
+      <w:bookmarkStart w:id="5" w:name="_Toc243386718"/>
       <w:r>
         <w:t>一、畫面與前置設定</w:t>
       </w:r>
+      <w:bookmarkEnd w:id="5"/>
     </w:p>
     <w:p>
       <w:pPr>
@@ -783,7 +1926,31 @@
         <w:ind w:firstLine="482"/>
       </w:pPr>
       <w:r>
-        <w:t>「停留天數」自送審時間起算，每滿 24 小時計 1 天，未滿 24 小時為 0 天。停留天數</w:t>
+        <w:t>「停留天數」自送審時間起算，每滿</w:t>
+      </w:r>
+      <w:r>
+        <w:t xml:space="preserve"> 24 </w:t>
+      </w:r>
+      <w:r>
+        <w:t>小時計</w:t>
+      </w:r>
+      <w:r>
+        <w:t xml:space="preserve"> 1 </w:t>
+      </w:r>
+      <w:r>
+        <w:t>天，未滿</w:t>
+      </w:r>
+      <w:r>
+        <w:t xml:space="preserve"> 24 </w:t>
+      </w:r>
+      <w:r>
+        <w:t>小時為</w:t>
+      </w:r>
+      <w:r>
+        <w:t xml:space="preserve"> 0 </w:t>
+      </w:r>
+      <w:r>
+        <w:t>天。停留天數</w:t>
       </w:r>
       <w:r>
         <w:rPr>
@@ -792,33 +1959,54 @@
         <w:t>達催辦門檻</w:t>
       </w:r>
       <w:r>
-        <w:t>時，該欄以紅字加警示符號標示，系統並每日以 Email 向本人寄出催辦信，直到項目處理完畢或被撤回為止。催辦門檻由管理者於平台後台設定（見 DP03 系統參數與清單維護），預設為 7 天。</w:t>
+        <w:t>時，該欄以紅字加警示符號標示，系統並每日以</w:t>
+      </w:r>
+      <w:r>
+        <w:t xml:space="preserve"> Email </w:t>
+      </w:r>
+      <w:r>
+        <w:t>向本人寄出催辦信，直到項目處理完畢或被撤回為止。催辦門檻由管理者於平台後台設定（見</w:t>
+      </w:r>
+      <w:r>
+        <w:t xml:space="preserve"> DP03 </w:t>
+      </w:r>
+      <w:r>
+        <w:t>系統參數與清單維護），預設為</w:t>
+      </w:r>
+      <w:r>
+        <w:t xml:space="preserve"> 7 </w:t>
+      </w:r>
+      <w:r>
+        <w:t>天。</w:t>
       </w:r>
     </w:p>
     <w:p>
       <w:pPr>
         <w:keepNext/>
         <w:spacing w:before="160" w:after="40"/>
-        <w:ind w:left="0" w:firstLine="0"/>
         <w:jc w:val="center"/>
       </w:pPr>
       <w:r>
+        <w:rPr>
+          <w:noProof/>
+        </w:rPr>
         <w:drawing>
-          <wp:inline xmlns:a="http://schemas.openxmlformats.org/drawingml/2006/main" xmlns:pic="http://schemas.openxmlformats.org/drawingml/2006/picture">
+          <wp:inline distT="0" distB="0" distL="0" distR="0">
             <wp:extent cx="5580000" cy="1944685"/>
+            <wp:effectExtent l="0" t="0" r="0" b="0"/>
             <wp:docPr id="1" name="Picture 1"/>
             <wp:cNvGraphicFramePr>
-              <a:graphicFrameLocks noChangeAspect="1"/>
+              <a:graphicFrameLocks xmlns:a="http://schemas.openxmlformats.org/drawingml/2006/main" noChangeAspect="1"/>
             </wp:cNvGraphicFramePr>
-            <a:graphic>
+            <a:graphic xmlns:a="http://schemas.openxmlformats.org/drawingml/2006/main">
               <a:graphicData uri="http://schemas.openxmlformats.org/drawingml/2006/picture">
-                <pic:pic>
+                <pic:pic xmlns:pic="http://schemas.openxmlformats.org/drawingml/2006/picture">
                   <pic:nvPicPr>
                     <pic:cNvPr id="0" name="dm02-01.png"/>
                     <pic:cNvPicPr/>
                   </pic:nvPicPr>
                   <pic:blipFill>
-                    <a:blip r:embed="rId9"/>
+                    <a:blip r:embed="rId8"/>
                     <a:stretch>
                       <a:fillRect/>
                     </a:stretch>
@@ -828,7 +2016,9 @@
                       <a:off x="0" y="0"/>
                       <a:ext cx="5580000" cy="1944685"/>
                     </a:xfrm>
-                    <a:prstGeom prst="rect"/>
+                    <a:prstGeom prst="rect">
+                      <a:avLst/>
+                    </a:prstGeom>
                   </pic:spPr>
                 </pic:pic>
               </a:graphicData>
@@ -840,7 +2030,6 @@
     <w:p>
       <w:pPr>
         <w:spacing w:after="160"/>
-        <w:ind w:firstLine="0"/>
         <w:jc w:val="center"/>
       </w:pPr>
       <w:r>
@@ -848,16 +2037,25 @@
           <w:color w:val="404040"/>
           <w:sz w:val="20"/>
         </w:rPr>
-        <w:t>進入簽核中心停在「待簽核」，列出指派給本人的送審，文件名稱下方標示送審類型</w:t>
+        <w:t>進入簽核中心停在「待簽核」，列出指派給本人的送審</w:t>
+      </w:r>
+      <w:r>
+        <w:rPr>
+          <w:color w:val="404040"/>
+          <w:sz w:val="20"/>
+        </w:rPr>
+        <w:t>，文件名稱下方標示送審類型</w:t>
       </w:r>
     </w:p>
     <w:p>
       <w:pPr>
         <w:pStyle w:val="2"/>
       </w:pPr>
+      <w:bookmarkStart w:id="6" w:name="_Toc243386719"/>
       <w:r>
         <w:t>二、檢視簽核明細</w:t>
       </w:r>
+      <w:bookmarkEnd w:id="6"/>
     </w:p>
     <w:p>
       <w:pPr>
@@ -870,26 +2068,23 @@
     <w:tbl>
       <w:tblPr>
         <w:tblStyle w:val="aff2"/>
-        <w:tblW w:type="auto" w:w="0"/>
+        <w:tblW w:w="0" w:type="auto"/>
         <w:tblLayout w:type="fixed"/>
-        <w:tblLook w:firstColumn="1" w:firstRow="1" w:lastColumn="0" w:lastRow="0" w:noHBand="0" w:noVBand="1" w:val="04A0"/>
-        <w:tblLayout w:type="fixed"/>
+        <w:tblLook w:val="04A0" w:firstRow="1" w:lastRow="0" w:firstColumn="1" w:lastColumn="0" w:noHBand="0" w:noVBand="1"/>
       </w:tblPr>
       <w:tblGrid>
-        <w:gridCol w:w="4680"/>
-        <w:gridCol w:w="4680"/>
+        <w:gridCol w:w="1267"/>
+        <w:gridCol w:w="8093"/>
       </w:tblGrid>
       <w:tr>
         <w:tc>
           <w:tcPr>
-            <w:tcW w:type="dxa" w:w="1267"/>
+            <w:tcW w:w="1267" w:type="dxa"/>
           </w:tcPr>
           <w:p>
-            <w:r>
-              <w:rPr>
-                <w:b/>
-              </w:rPr>
-            </w:r>
+            <w:pPr>
+              <w:spacing w:before="60" w:after="60"/>
+            </w:pPr>
             <w:r>
               <w:rPr>
                 <w:b/>
@@ -900,14 +2095,12 @@
         </w:tc>
         <w:tc>
           <w:tcPr>
-            <w:tcW w:type="dxa" w:w="8093"/>
+            <w:tcW w:w="8093" w:type="dxa"/>
           </w:tcPr>
           <w:p>
-            <w:r>
-              <w:rPr>
-                <w:b/>
-              </w:rPr>
-            </w:r>
+            <w:pPr>
+              <w:spacing w:before="60" w:after="60"/>
+            </w:pPr>
             <w:r>
               <w:rPr>
                 <w:b/>
@@ -920,10 +2113,12 @@
       <w:tr>
         <w:tc>
           <w:tcPr>
-            <w:tcW w:type="dxa" w:w="1267"/>
+            <w:tcW w:w="1267" w:type="dxa"/>
           </w:tcPr>
           <w:p>
-            <w:r/>
+            <w:pPr>
+              <w:spacing w:before="60" w:after="60"/>
+            </w:pPr>
             <w:r>
               <w:t>可見對象</w:t>
             </w:r>
@@ -931,10 +2126,12 @@
         </w:tc>
         <w:tc>
           <w:tcPr>
-            <w:tcW w:type="dxa" w:w="8093"/>
+            <w:tcW w:w="8093" w:type="dxa"/>
           </w:tcPr>
           <w:p>
-            <w:r/>
+            <w:pPr>
+              <w:spacing w:before="60" w:after="60"/>
+            </w:pPr>
             <w:r>
               <w:t>本次送審所設定、</w:t>
             </w:r>
@@ -953,10 +2150,12 @@
       <w:tr>
         <w:tc>
           <w:tcPr>
-            <w:tcW w:type="dxa" w:w="1267"/>
+            <w:tcW w:w="1267" w:type="dxa"/>
           </w:tcPr>
           <w:p>
-            <w:r/>
+            <w:pPr>
+              <w:spacing w:before="60" w:after="60"/>
+            </w:pPr>
             <w:r>
               <w:t>檢索標籤</w:t>
             </w:r>
@@ -964,10 +2163,12 @@
         </w:tc>
         <w:tc>
           <w:tcPr>
-            <w:tcW w:type="dxa" w:w="8093"/>
+            <w:tcW w:w="8093" w:type="dxa"/>
           </w:tcPr>
           <w:p>
-            <w:r/>
+            <w:pPr>
+              <w:spacing w:before="60" w:after="60"/>
+            </w:pPr>
             <w:r>
               <w:t>本次送審所設定的檢索標籤，核准後生效</w:t>
             </w:r>
@@ -977,10 +2178,12 @@
       <w:tr>
         <w:tc>
           <w:tcPr>
-            <w:tcW w:type="dxa" w:w="1267"/>
+            <w:tcW w:w="1267" w:type="dxa"/>
           </w:tcPr>
           <w:p>
-            <w:r/>
+            <w:pPr>
+              <w:spacing w:before="60" w:after="60"/>
+            </w:pPr>
             <w:r>
               <w:t>變更摘要</w:t>
             </w:r>
@@ -988,10 +2191,12 @@
         </w:tc>
         <w:tc>
           <w:tcPr>
-            <w:tcW w:type="dxa" w:w="8093"/>
+            <w:tcW w:w="8093" w:type="dxa"/>
           </w:tcPr>
           <w:p>
-            <w:r/>
+            <w:pPr>
+              <w:spacing w:before="60" w:after="60"/>
+            </w:pPr>
             <w:r>
               <w:t>新增與新版本為撰寫者填寫的摘要；廢止為申請人填寫的廢止原因</w:t>
             </w:r>
@@ -1001,10 +2206,12 @@
       <w:tr>
         <w:tc>
           <w:tcPr>
-            <w:tcW w:type="dxa" w:w="1267"/>
+            <w:tcW w:w="1267" w:type="dxa"/>
           </w:tcPr>
           <w:p>
-            <w:r/>
+            <w:pPr>
+              <w:spacing w:before="60" w:after="60"/>
+            </w:pPr>
             <w:r>
               <w:t>檔案</w:t>
             </w:r>
@@ -1012,10 +2219,12 @@
         </w:tc>
         <w:tc>
           <w:tcPr>
-            <w:tcW w:type="dxa" w:w="8093"/>
+            <w:tcW w:w="8093" w:type="dxa"/>
           </w:tcPr>
           <w:p>
-            <w:r/>
+            <w:pPr>
+              <w:spacing w:before="60" w:after="60"/>
+            </w:pPr>
             <w:r>
               <w:t>按「下載」取得檔案後檢視</w:t>
             </w:r>
@@ -1027,26 +2236,30 @@
       <w:pPr>
         <w:keepNext/>
         <w:spacing w:before="160" w:after="40"/>
-        <w:ind w:left="0" w:firstLine="0"/>
         <w:jc w:val="center"/>
       </w:pPr>
       <w:r>
+        <w:rPr>
+          <w:noProof/>
+        </w:rPr>
+        <w:lastRenderedPageBreak/>
         <w:drawing>
-          <wp:inline xmlns:a="http://schemas.openxmlformats.org/drawingml/2006/main" xmlns:pic="http://schemas.openxmlformats.org/drawingml/2006/picture">
-            <wp:extent cx="5580000" cy="2196888"/>
+          <wp:inline distT="0" distB="0" distL="0" distR="0">
+            <wp:extent cx="5432185" cy="2138692"/>
+            <wp:effectExtent l="0" t="0" r="0" b="0"/>
             <wp:docPr id="2" name="Picture 2"/>
             <wp:cNvGraphicFramePr>
-              <a:graphicFrameLocks noChangeAspect="1"/>
+              <a:graphicFrameLocks xmlns:a="http://schemas.openxmlformats.org/drawingml/2006/main" noChangeAspect="1"/>
             </wp:cNvGraphicFramePr>
-            <a:graphic>
+            <a:graphic xmlns:a="http://schemas.openxmlformats.org/drawingml/2006/main">
               <a:graphicData uri="http://schemas.openxmlformats.org/drawingml/2006/picture">
-                <pic:pic>
+                <pic:pic xmlns:pic="http://schemas.openxmlformats.org/drawingml/2006/picture">
                   <pic:nvPicPr>
                     <pic:cNvPr id="0" name="dm02-02.png"/>
                     <pic:cNvPicPr/>
                   </pic:nvPicPr>
                   <pic:blipFill>
-                    <a:blip r:embed="rId10"/>
+                    <a:blip r:embed="rId9"/>
                     <a:stretch>
                       <a:fillRect/>
                     </a:stretch>
@@ -1054,9 +2267,11 @@
                   <pic:spPr>
                     <a:xfrm>
                       <a:off x="0" y="0"/>
-                      <a:ext cx="5580000" cy="2196888"/>
+                      <a:ext cx="5432185" cy="2138692"/>
                     </a:xfrm>
-                    <a:prstGeom prst="rect"/>
+                    <a:prstGeom prst="rect">
+                      <a:avLst/>
+                    </a:prstGeom>
                   </pic:spPr>
                 </pic:pic>
               </a:graphicData>
@@ -1068,7 +2283,6 @@
     <w:p>
       <w:pPr>
         <w:spacing w:after="160"/>
-        <w:ind w:firstLine="0"/>
         <w:jc w:val="center"/>
       </w:pPr>
       <w:r>
@@ -1081,6 +2295,7 @@
     </w:p>
     <w:p>
       <w:pPr>
+        <w:keepNext/>
         <w:ind w:firstLine="482"/>
       </w:pPr>
       <w:r>
@@ -1090,26 +2305,23 @@
     <w:tbl>
       <w:tblPr>
         <w:tblStyle w:val="aff2"/>
-        <w:tblW w:type="auto" w:w="0"/>
+        <w:tblW w:w="0" w:type="auto"/>
         <w:tblLayout w:type="fixed"/>
-        <w:tblLook w:firstColumn="1" w:firstRow="1" w:lastColumn="0" w:lastRow="0" w:noHBand="0" w:noVBand="1" w:val="04A0"/>
-        <w:tblLayout w:type="fixed"/>
+        <w:tblLook w:val="04A0" w:firstRow="1" w:lastRow="0" w:firstColumn="1" w:lastColumn="0" w:noHBand="0" w:noVBand="1"/>
       </w:tblPr>
       <w:tblGrid>
-        <w:gridCol w:w="4680"/>
-        <w:gridCol w:w="4680"/>
+        <w:gridCol w:w="1085"/>
+        <w:gridCol w:w="8275"/>
       </w:tblGrid>
       <w:tr>
         <w:tc>
           <w:tcPr>
-            <w:tcW w:type="dxa" w:w="1085"/>
+            <w:tcW w:w="1085" w:type="dxa"/>
           </w:tcPr>
           <w:p>
-            <w:r>
-              <w:rPr>
-                <w:b/>
-              </w:rPr>
-            </w:r>
+            <w:pPr>
+              <w:spacing w:before="60" w:after="60"/>
+            </w:pPr>
             <w:r>
               <w:rPr>
                 <w:b/>
@@ -1120,14 +2332,12 @@
         </w:tc>
         <w:tc>
           <w:tcPr>
-            <w:tcW w:type="dxa" w:w="8275"/>
+            <w:tcW w:w="8275" w:type="dxa"/>
           </w:tcPr>
           <w:p>
-            <w:r>
-              <w:rPr>
-                <w:b/>
-              </w:rPr>
-            </w:r>
+            <w:pPr>
+              <w:spacing w:before="60" w:after="60"/>
+            </w:pPr>
             <w:r>
               <w:rPr>
                 <w:b/>
@@ -1140,10 +2350,12 @@
       <w:tr>
         <w:tc>
           <w:tcPr>
-            <w:tcW w:type="dxa" w:w="1085"/>
+            <w:tcW w:w="1085" w:type="dxa"/>
           </w:tcPr>
           <w:p>
-            <w:r/>
+            <w:pPr>
+              <w:spacing w:before="60" w:after="60"/>
+            </w:pPr>
             <w:r>
               <w:t>新增</w:t>
             </w:r>
@@ -1151,10 +2363,12 @@
         </w:tc>
         <w:tc>
           <w:tcPr>
-            <w:tcW w:type="dxa" w:w="8275"/>
+            <w:tcW w:w="8275" w:type="dxa"/>
           </w:tcPr>
           <w:p>
-            <w:r/>
+            <w:pPr>
+              <w:spacing w:before="60" w:after="60"/>
+            </w:pPr>
             <w:r>
               <w:t>待審首版的檔案</w:t>
             </w:r>
@@ -1164,10 +2378,12 @@
       <w:tr>
         <w:tc>
           <w:tcPr>
-            <w:tcW w:type="dxa" w:w="1085"/>
+            <w:tcW w:w="1085" w:type="dxa"/>
           </w:tcPr>
           <w:p>
-            <w:r/>
+            <w:pPr>
+              <w:spacing w:before="60" w:after="60"/>
+            </w:pPr>
             <w:r>
               <w:t>新版本</w:t>
             </w:r>
@@ -1175,10 +2391,12 @@
         </w:tc>
         <w:tc>
           <w:tcPr>
-            <w:tcW w:type="dxa" w:w="8275"/>
+            <w:tcW w:w="8275" w:type="dxa"/>
           </w:tcPr>
           <w:p>
-            <w:r/>
+            <w:pPr>
+              <w:spacing w:before="60" w:after="60"/>
+            </w:pPr>
             <w:r>
               <w:t>目前發布版與待審新版並列，可分別下載比對</w:t>
             </w:r>
@@ -1188,10 +2406,12 @@
       <w:tr>
         <w:tc>
           <w:tcPr>
-            <w:tcW w:type="dxa" w:w="1085"/>
+            <w:tcW w:w="1085" w:type="dxa"/>
           </w:tcPr>
           <w:p>
-            <w:r/>
+            <w:pPr>
+              <w:spacing w:before="60" w:after="60"/>
+            </w:pPr>
             <w:r>
               <w:t>廢止</w:t>
             </w:r>
@@ -1199,10 +2419,12 @@
         </w:tc>
         <w:tc>
           <w:tcPr>
-            <w:tcW w:type="dxa" w:w="8275"/>
+            <w:tcW w:w="8275" w:type="dxa"/>
           </w:tcPr>
           <w:p>
-            <w:r/>
+            <w:pPr>
+              <w:spacing w:before="60" w:after="60"/>
+            </w:pPr>
             <w:r>
               <w:t>目前發布版的檔案；申請人附有廢止附件時，另有「下載廢止附件」</w:t>
             </w:r>
@@ -1214,22 +2436,85 @@
       <w:pPr>
         <w:keepNext/>
         <w:spacing w:before="160" w:after="40"/>
-        <w:ind w:left="0" w:firstLine="0"/>
         <w:jc w:val="center"/>
       </w:pPr>
       <w:r>
+        <w:rPr>
+          <w:noProof/>
+        </w:rPr>
         <w:drawing>
-          <wp:inline xmlns:a="http://schemas.openxmlformats.org/drawingml/2006/main" xmlns:pic="http://schemas.openxmlformats.org/drawingml/2006/picture">
-            <wp:extent cx="5580000" cy="832836"/>
+          <wp:inline distT="0" distB="0" distL="0" distR="0">
+            <wp:extent cx="5261274" cy="785265"/>
+            <wp:effectExtent l="0" t="0" r="0" b="0"/>
             <wp:docPr id="3" name="Picture 3"/>
             <wp:cNvGraphicFramePr>
-              <a:graphicFrameLocks noChangeAspect="1"/>
+              <a:graphicFrameLocks xmlns:a="http://schemas.openxmlformats.org/drawingml/2006/main" noChangeAspect="1"/>
             </wp:cNvGraphicFramePr>
-            <a:graphic>
+            <a:graphic xmlns:a="http://schemas.openxmlformats.org/drawingml/2006/main">
               <a:graphicData uri="http://schemas.openxmlformats.org/drawingml/2006/picture">
-                <pic:pic>
+                <pic:pic xmlns:pic="http://schemas.openxmlformats.org/drawingml/2006/picture">
                   <pic:nvPicPr>
                     <pic:cNvPr id="0" name="dm02-03.png"/>
+                    <pic:cNvPicPr/>
+                  </pic:nvPicPr>
+                  <pic:blipFill>
+                    <a:blip r:embed="rId10"/>
+                    <a:stretch>
+                      <a:fillRect/>
+                    </a:stretch>
+                  </pic:blipFill>
+                  <pic:spPr>
+                    <a:xfrm>
+                      <a:off x="0" y="0"/>
+                      <a:ext cx="5261274" cy="785265"/>
+                    </a:xfrm>
+                    <a:prstGeom prst="rect">
+                      <a:avLst/>
+                    </a:prstGeom>
+                  </pic:spPr>
+                </pic:pic>
+              </a:graphicData>
+            </a:graphic>
+          </wp:inline>
+        </w:drawing>
+      </w:r>
+    </w:p>
+    <w:p>
+      <w:pPr>
+        <w:spacing w:after="160"/>
+        <w:jc w:val="center"/>
+      </w:pPr>
+      <w:r>
+        <w:rPr>
+          <w:color w:val="404040"/>
+          <w:sz w:val="20"/>
+        </w:rPr>
+        <w:t>新版本類的送審，目前發布版與待審新版並列，可分別下載比對</w:t>
+      </w:r>
+    </w:p>
+    <w:p>
+      <w:pPr>
+        <w:keepNext/>
+        <w:spacing w:before="160" w:after="40"/>
+        <w:jc w:val="center"/>
+      </w:pPr>
+      <w:r>
+        <w:rPr>
+          <w:noProof/>
+        </w:rPr>
+        <w:drawing>
+          <wp:inline distT="0" distB="0" distL="0" distR="0">
+            <wp:extent cx="5432185" cy="2462036"/>
+            <wp:effectExtent l="0" t="0" r="0" b="0"/>
+            <wp:docPr id="4" name="Picture 4"/>
+            <wp:cNvGraphicFramePr>
+              <a:graphicFrameLocks xmlns:a="http://schemas.openxmlformats.org/drawingml/2006/main" noChangeAspect="1"/>
+            </wp:cNvGraphicFramePr>
+            <a:graphic xmlns:a="http://schemas.openxmlformats.org/drawingml/2006/main">
+              <a:graphicData uri="http://schemas.openxmlformats.org/drawingml/2006/picture">
+                <pic:pic xmlns:pic="http://schemas.openxmlformats.org/drawingml/2006/picture">
+                  <pic:nvPicPr>
+                    <pic:cNvPr id="0" name="dm02-04.png"/>
                     <pic:cNvPicPr/>
                   </pic:nvPicPr>
                   <pic:blipFill>
@@ -1241,9 +2526,11 @@
                   <pic:spPr>
                     <a:xfrm>
                       <a:off x="0" y="0"/>
-                      <a:ext cx="5580000" cy="832836"/>
+                      <a:ext cx="5432185" cy="2462036"/>
                     </a:xfrm>
-                    <a:prstGeom prst="rect"/>
+                    <a:prstGeom prst="rect">
+                      <a:avLst/>
+                    </a:prstGeom>
                   </pic:spPr>
                 </pic:pic>
               </a:graphicData>
@@ -1255,7 +2542,6 @@
     <w:p>
       <w:pPr>
         <w:spacing w:after="160"/>
-        <w:ind w:firstLine="0"/>
         <w:jc w:val="center"/>
       </w:pPr>
       <w:r>
@@ -1263,29 +2549,84 @@
           <w:color w:val="404040"/>
           <w:sz w:val="20"/>
         </w:rPr>
-        <w:t>新版本類的送審，目前發布版與待審新版並列，可分別下載比對</w:t>
+        <w:t>廢止類的送審，變更摘要為申請人填寫的廢止原因，並可下載廢止附件；核准鈕為「核准並廢止」</w:t>
       </w:r>
     </w:p>
     <w:p>
       <w:pPr>
+        <w:spacing w:before="80" w:after="80"/>
+        <w:ind w:left="283"/>
+      </w:pPr>
+      <w:r>
+        <w:t>注意：廢止申請所顯示的可見對象與檢索標籤，為該文件目前生效的設定。</w:t>
+      </w:r>
+    </w:p>
+    <w:p>
+      <w:pPr>
+        <w:pStyle w:val="2"/>
+      </w:pPr>
+      <w:bookmarkStart w:id="7" w:name="_Toc243386720"/>
+      <w:r>
+        <w:lastRenderedPageBreak/>
+        <w:t>三、核准並發布</w:t>
+      </w:r>
+      <w:bookmarkEnd w:id="7"/>
+    </w:p>
+    <w:p>
+      <w:pPr>
+        <w:ind w:firstLine="482"/>
+      </w:pPr>
+      <w:r>
+        <w:t>適用於新增與新版本。</w:t>
+      </w:r>
+    </w:p>
+    <w:p>
+      <w:pPr>
+        <w:pStyle w:val="af1"/>
+        <w:numPr>
+          <w:ilvl w:val="0"/>
+          <w:numId w:val="1"/>
+        </w:numPr>
+      </w:pPr>
+      <w:r>
+        <w:t>於簽核明細按「核准並發布」</w:t>
+      </w:r>
+    </w:p>
+    <w:p>
+      <w:pPr>
+        <w:pStyle w:val="af1"/>
+        <w:numPr>
+          <w:ilvl w:val="0"/>
+          <w:numId w:val="1"/>
+        </w:numPr>
+      </w:pPr>
+      <w:r>
+        <w:t>確認視窗按「確認核准」</w:t>
+      </w:r>
+    </w:p>
+    <w:p>
+      <w:pPr>
         <w:keepNext/>
         <w:spacing w:before="160" w:after="40"/>
-        <w:ind w:left="0" w:firstLine="0"/>
         <w:jc w:val="center"/>
       </w:pPr>
       <w:r>
+        <w:rPr>
+          <w:noProof/>
+        </w:rPr>
         <w:drawing>
-          <wp:inline xmlns:a="http://schemas.openxmlformats.org/drawingml/2006/main" xmlns:pic="http://schemas.openxmlformats.org/drawingml/2006/picture">
-            <wp:extent cx="5580000" cy="2529031"/>
-            <wp:docPr id="4" name="Picture 4"/>
+          <wp:inline distT="0" distB="0" distL="0" distR="0">
+            <wp:extent cx="1995496" cy="739073"/>
+            <wp:effectExtent l="0" t="0" r="0" b="0"/>
+            <wp:docPr id="5" name="Picture 5"/>
             <wp:cNvGraphicFramePr>
-              <a:graphicFrameLocks noChangeAspect="1"/>
+              <a:graphicFrameLocks xmlns:a="http://schemas.openxmlformats.org/drawingml/2006/main" noChangeAspect="1"/>
             </wp:cNvGraphicFramePr>
-            <a:graphic>
+            <a:graphic xmlns:a="http://schemas.openxmlformats.org/drawingml/2006/main">
               <a:graphicData uri="http://schemas.openxmlformats.org/drawingml/2006/picture">
-                <pic:pic>
+                <pic:pic xmlns:pic="http://schemas.openxmlformats.org/drawingml/2006/picture">
                   <pic:nvPicPr>
-                    <pic:cNvPr id="0" name="dm02-04.png"/>
+                    <pic:cNvPr id="0" name="dm02-05.png"/>
                     <pic:cNvPicPr/>
                   </pic:nvPicPr>
                   <pic:blipFill>
@@ -1297,9 +2638,11 @@
                   <pic:spPr>
                     <a:xfrm>
                       <a:off x="0" y="0"/>
-                      <a:ext cx="5580000" cy="2529031"/>
+                      <a:ext cx="1995496" cy="739073"/>
                     </a:xfrm>
-                    <a:prstGeom prst="rect"/>
+                    <a:prstGeom prst="rect">
+                      <a:avLst/>
+                    </a:prstGeom>
                   </pic:spPr>
                 </pic:pic>
               </a:graphicData>
@@ -1311,7 +2654,6 @@
     <w:p>
       <w:pPr>
         <w:spacing w:after="160"/>
-        <w:ind w:firstLine="0"/>
         <w:jc w:val="center"/>
       </w:pPr>
       <w:r>
@@ -1319,44 +2661,132 @@
           <w:color w:val="404040"/>
           <w:sz w:val="20"/>
         </w:rPr>
-        <w:t>廢止類的送審，變更摘要為申請人填寫的廢止原因，並可下載廢止附件；核准鈕為「核准並廢止」</w:t>
+        <w:t>按「核准並發布」後跳出確認視窗，按「確認核准」才會發布</w:t>
       </w:r>
     </w:p>
     <w:p>
       <w:pPr>
-        <w:spacing w:before="80" w:after="80"/>
-        <w:ind w:left="283" w:firstLine="0"/>
+        <w:keepNext/>
+        <w:ind w:firstLine="482"/>
       </w:pPr>
       <w:r>
-        <w:t>注意：廢止申請所顯示的可見對象與檢索標籤，為該文件目前生效的設定。</w:t>
+        <w:t>核准當下系統隨即完成下列事項：</w:t>
       </w:r>
     </w:p>
     <w:p>
       <w:pPr>
-        <w:pStyle w:val="2"/>
+        <w:pStyle w:val="af0"/>
+        <w:numPr>
+          <w:ilvl w:val="0"/>
+          <w:numId w:val="37"/>
+        </w:numPr>
       </w:pPr>
       <w:r>
-        <w:t>三、核准並發布</w:t>
+        <w:t>文件轉為已發布，出現於文件庫；新版本則取代原發布版，原發布版於版本歷程中標示為已被取代</w:t>
       </w:r>
     </w:p>
     <w:p>
       <w:pPr>
-        <w:ind w:firstLine="482"/>
+        <w:pStyle w:val="af0"/>
+        <w:numPr>
+          <w:ilvl w:val="0"/>
+          <w:numId w:val="37"/>
+        </w:numPr>
       </w:pPr>
       <w:r>
-        <w:t>適用於新增與新版本。</w:t>
+        <w:t>本次送審的可見對象與檢索標籤生效</w:t>
       </w:r>
     </w:p>
     <w:p>
       <w:pPr>
+        <w:pStyle w:val="af0"/>
+        <w:numPr>
+          <w:ilvl w:val="0"/>
+          <w:numId w:val="37"/>
+        </w:numPr>
+      </w:pPr>
+      <w:r>
+        <w:t>以</w:t>
+      </w:r>
+      <w:r>
+        <w:t xml:space="preserve"> Email </w:t>
+      </w:r>
+      <w:r>
+        <w:t>寄出文件發布通知給發布當下可見對象相符的閱覽者；可見對象為「全單位＋全體」時即為全部閱覽者。收件名單於核准當下決定。訓練教材不設可見對象，核准後直接發布、不寄發布通知</w:t>
+      </w:r>
+    </w:p>
+    <w:p>
+      <w:pPr>
+        <w:pStyle w:val="af0"/>
+        <w:numPr>
+          <w:ilvl w:val="0"/>
+          <w:numId w:val="37"/>
+        </w:numPr>
+      </w:pPr>
+      <w:r>
+        <w:t>撰寫者於</w:t>
+      </w:r>
+      <w:r>
+        <w:t xml:space="preserve"> DM04 </w:t>
+      </w:r>
+      <w:r>
+        <w:t>個人專區「我的文件動態」看到「核准發布」</w:t>
+      </w:r>
+    </w:p>
+    <w:p>
+      <w:pPr>
+        <w:pStyle w:val="af0"/>
+        <w:numPr>
+          <w:ilvl w:val="0"/>
+          <w:numId w:val="37"/>
+        </w:numPr>
+      </w:pPr>
+      <w:r>
+        <w:t>寫入文件變更歷程，供管理者於</w:t>
+      </w:r>
+      <w:r>
+        <w:t xml:space="preserve"> DM05 </w:t>
+      </w:r>
+      <w:r>
+        <w:t>文件變更歷程查詢</w:t>
+      </w:r>
+    </w:p>
+    <w:p>
+      <w:pPr>
+        <w:ind w:firstLine="482"/>
+      </w:pPr>
+      <w:r>
+        <w:t>該項目隨即自「待簽核」移至「已完成」。</w:t>
+      </w:r>
+    </w:p>
+    <w:p>
+      <w:pPr>
+        <w:pStyle w:val="2"/>
+      </w:pPr>
+      <w:bookmarkStart w:id="8" w:name="_Toc243386721"/>
+      <w:r>
+        <w:t>四、核准並廢止</w:t>
+      </w:r>
+      <w:bookmarkEnd w:id="8"/>
+    </w:p>
+    <w:p>
+      <w:pPr>
+        <w:ind w:firstLine="482"/>
+      </w:pPr>
+      <w:r>
+        <w:t>適用於廢止申請。</w:t>
+      </w:r>
+    </w:p>
+    <w:p>
+      <w:pPr>
         <w:pStyle w:val="af1"/>
         <w:numPr>
           <w:ilvl w:val="0"/>
-          <w:numId w:val="1"/>
+          <w:numId w:val="2"/>
         </w:numPr>
       </w:pPr>
       <w:r>
-        <w:t>於簽核明細按「核准並發布」</w:t>
+        <w:t>於簽核明細按「核准並廢止」</w:t>
       </w:r>
     </w:p>
     <w:p>
@@ -1364,33 +2794,129 @@
         <w:pStyle w:val="af1"/>
         <w:numPr>
           <w:ilvl w:val="0"/>
-          <w:numId w:val="1"/>
+          <w:numId w:val="2"/>
         </w:numPr>
       </w:pPr>
       <w:r>
-        <w:t>確認視窗按「確認核准」</w:t>
+        <w:t>確認視窗按「確認廢止」</w:t>
       </w:r>
     </w:p>
     <w:p>
       <w:pPr>
+        <w:ind w:firstLine="482"/>
+      </w:pPr>
+      <w:r>
+        <w:t>文件隨即轉為已廢止並自文件庫下架，廢止申請人於</w:t>
+      </w:r>
+      <w:r>
+        <w:t xml:space="preserve"> DM04 </w:t>
+      </w:r>
+      <w:r>
+        <w:t>個人專區「我的文件動態」看到「已廢止」，並寫入文件變更歷程。廢止後的文件由管理者於</w:t>
+      </w:r>
+      <w:r>
+        <w:t xml:space="preserve"> DM03 </w:t>
+      </w:r>
+      <w:r>
+        <w:t>已廢止文件查詢查閱，歷史版本永久保留。</w:t>
+      </w:r>
+    </w:p>
+    <w:p>
+      <w:pPr>
+        <w:spacing w:before="80" w:after="80"/>
+        <w:ind w:left="283"/>
+      </w:pPr>
+      <w:r>
+        <w:t>重要：廢止核准後立即生效且不可回復，按「確認廢止」前請再次確認廢止對象。</w:t>
+      </w:r>
+    </w:p>
+    <w:p>
+      <w:pPr>
+        <w:pStyle w:val="2"/>
+      </w:pPr>
+      <w:bookmarkStart w:id="9" w:name="_Toc243386722"/>
+      <w:r>
+        <w:t>五、退回</w:t>
+      </w:r>
+      <w:bookmarkEnd w:id="9"/>
+    </w:p>
+    <w:p>
+      <w:pPr>
+        <w:ind w:firstLine="482"/>
+      </w:pPr>
+      <w:r>
+        <w:t>三類送審皆</w:t>
+      </w:r>
+      <w:r>
+        <w:t>可退回。</w:t>
+      </w:r>
+    </w:p>
+    <w:p>
+      <w:pPr>
+        <w:pStyle w:val="af1"/>
+        <w:numPr>
+          <w:ilvl w:val="0"/>
+          <w:numId w:val="3"/>
+        </w:numPr>
+      </w:pPr>
+      <w:r>
+        <w:t>於簽核明細按「退回」</w:t>
+      </w:r>
+    </w:p>
+    <w:p>
+      <w:pPr>
+        <w:pStyle w:val="af1"/>
+        <w:numPr>
+          <w:ilvl w:val="0"/>
+          <w:numId w:val="3"/>
+        </w:numPr>
+      </w:pPr>
+      <w:r>
+        <w:t>於「退回原因」填寫退回的理由，此欄必填、至多</w:t>
+      </w:r>
+      <w:r>
+        <w:t xml:space="preserve"> 500 </w:t>
+      </w:r>
+      <w:r>
+        <w:t>字，輸入框下方顯示已輸入字數</w:t>
+      </w:r>
+    </w:p>
+    <w:p>
+      <w:pPr>
+        <w:pStyle w:val="af1"/>
+        <w:numPr>
+          <w:ilvl w:val="0"/>
+          <w:numId w:val="3"/>
+        </w:numPr>
+      </w:pPr>
+      <w:r>
+        <w:t>按「確認退回」</w:t>
+      </w:r>
+    </w:p>
+    <w:p>
+      <w:pPr>
         <w:keepNext/>
         <w:spacing w:before="160" w:after="40"/>
-        <w:ind w:left="0" w:firstLine="0"/>
         <w:jc w:val="center"/>
       </w:pPr>
       <w:r>
+        <w:rPr>
+          <w:noProof/>
+        </w:rPr>
+        <w:lastRenderedPageBreak/>
         <w:drawing>
-          <wp:inline xmlns:a="http://schemas.openxmlformats.org/drawingml/2006/main" xmlns:pic="http://schemas.openxmlformats.org/drawingml/2006/picture">
-            <wp:extent cx="5580000" cy="2066667"/>
-            <wp:docPr id="5" name="Picture 5"/>
+          <wp:inline distT="0" distB="0" distL="0" distR="0">
+            <wp:extent cx="1385761" cy="621283"/>
+            <wp:effectExtent l="0" t="0" r="0" b="0"/>
+            <wp:docPr id="6" name="Picture 6"/>
             <wp:cNvGraphicFramePr>
-              <a:graphicFrameLocks noChangeAspect="1"/>
+              <a:graphicFrameLocks xmlns:a="http://schemas.openxmlformats.org/drawingml/2006/main" noChangeAspect="1"/>
             </wp:cNvGraphicFramePr>
-            <a:graphic>
+            <a:graphic xmlns:a="http://schemas.openxmlformats.org/drawingml/2006/main">
               <a:graphicData uri="http://schemas.openxmlformats.org/drawingml/2006/picture">
-                <pic:pic>
+                <pic:pic xmlns:pic="http://schemas.openxmlformats.org/drawingml/2006/picture">
                   <pic:nvPicPr>
-                    <pic:cNvPr id="0" name="dm02-05.png"/>
+                    <pic:cNvPr id="0" name="dm02-06.png"/>
                     <pic:cNvPicPr/>
                   </pic:nvPicPr>
                   <pic:blipFill>
@@ -1402,9 +2928,11 @@
                   <pic:spPr>
                     <a:xfrm>
                       <a:off x="0" y="0"/>
-                      <a:ext cx="5580000" cy="2066667"/>
+                      <a:ext cx="1385761" cy="621283"/>
                     </a:xfrm>
-                    <a:prstGeom prst="rect"/>
+                    <a:prstGeom prst="rect">
+                      <a:avLst/>
+                    </a:prstGeom>
                   </pic:spPr>
                 </pic:pic>
               </a:graphicData>
@@ -1416,7 +2944,6 @@
     <w:p>
       <w:pPr>
         <w:spacing w:after="160"/>
-        <w:ind w:firstLine="0"/>
         <w:jc w:val="center"/>
       </w:pPr>
       <w:r>
@@ -1424,7 +2951,7 @@
           <w:color w:val="404040"/>
           <w:sz w:val="20"/>
         </w:rPr>
-        <w:t>按「核准並發布」後跳出確認視窗，按「確認核准」才會發布</w:t>
+        <w:t>按「退回」後於視窗填寫退回原因，按「確認退回」送出</w:t>
       </w:r>
     </w:p>
     <w:p>
@@ -1432,206 +2959,62 @@
         <w:ind w:firstLine="482"/>
       </w:pPr>
       <w:r>
-        <w:t>核准當下系統隨即完成下列事項：</w:t>
+        <w:t>項目移至「已完成」並標示為已退回；撰寫者於</w:t>
+      </w:r>
+      <w:r>
+        <w:t xml:space="preserve"> DM04 </w:t>
+      </w:r>
+      <w:r>
+        <w:t>個人專區「我的文件動態」看到「已退回」與退回原因。退回後文件的去向依送審類型而定，見〈使用情境〉之表。撰寫者修正後可重新送審，屆時為新的一筆送審項目。</w:t>
       </w:r>
     </w:p>
     <w:p>
       <w:pPr>
-        <w:pStyle w:val="af0"/>
-        <w:numPr>
-          <w:ilvl w:val="0"/>
-          <w:numId w:val="900"/>
-        </w:numPr>
-      </w:pPr>
+        <w:pStyle w:val="2"/>
+      </w:pPr>
+      <w:bookmarkStart w:id="10" w:name="_Toc243386723"/>
       <w:r>
-        <w:t>文件轉為已發布，出現於文件庫；新版本則取代原發布版，原發布版於版本歷程中標示為已被取代</w:t>
+        <w:t>六、查看已完成的項目</w:t>
+      </w:r>
+      <w:bookmarkEnd w:id="10"/>
+    </w:p>
+    <w:p>
+      <w:pPr>
+        <w:ind w:firstLine="482"/>
+      </w:pPr>
+      <w:r>
+        <w:t>切換至「已完成」分頁，列出本人處理過的項目、結果（已核准或已退回）、送審者、退回原因與完成時間。「退回原因」於被退回的項目（含廢止申請）顯示所填原因，核准的項目顯示「</w:t>
+      </w:r>
+      <w:r>
+        <w:t>—</w:t>
+      </w:r>
+      <w:r>
+        <w:t>」。可於「搜尋文件名稱」輸入名稱的一段文字篩選；輸入搜尋條件時，「已完成」分頁名稱後的筆數隨之改為符合條件的筆數。</w:t>
       </w:r>
     </w:p>
     <w:p>
       <w:pPr>
-        <w:pStyle w:val="af0"/>
-        <w:numPr>
-          <w:ilvl w:val="0"/>
-          <w:numId w:val="900"/>
-        </w:numPr>
-      </w:pPr>
-      <w:r>
-        <w:t>本次送審的可見對象與檢索標籤生效</w:t>
-      </w:r>
-    </w:p>
-    <w:p>
-      <w:pPr>
-        <w:pStyle w:val="af0"/>
-        <w:numPr>
-          <w:ilvl w:val="0"/>
-          <w:numId w:val="900"/>
-        </w:numPr>
-      </w:pPr>
-      <w:r>
-        <w:t>以 Email 寄出文件發布通知給發布當下可見對象相符的閱覽者；可見對象為「全單位＋全體」時即為全部閱覽者。收件名單於核准當下決定。訓練教材不設可見對象，核准後直接發布、不寄發布通知</w:t>
-      </w:r>
-    </w:p>
-    <w:p>
-      <w:pPr>
-        <w:pStyle w:val="af0"/>
-        <w:numPr>
-          <w:ilvl w:val="0"/>
-          <w:numId w:val="900"/>
-        </w:numPr>
-      </w:pPr>
-      <w:r>
-        <w:t>撰寫者於 DM04 個人專區「我的文件動態」看到「核准發布」</w:t>
-      </w:r>
-    </w:p>
-    <w:p>
-      <w:pPr>
-        <w:pStyle w:val="af0"/>
-        <w:numPr>
-          <w:ilvl w:val="0"/>
-          <w:numId w:val="900"/>
-        </w:numPr>
-      </w:pPr>
-      <w:r>
-        <w:t>寫入文件變更歷程，供管理者於 DM05 文件變更歷程查詢</w:t>
-      </w:r>
-    </w:p>
-    <w:p>
-      <w:pPr>
-        <w:ind w:firstLine="482"/>
-      </w:pPr>
-      <w:r>
-        <w:t>該項目隨即自「待簽核」移至「已完成」。</w:t>
-      </w:r>
-    </w:p>
-    <w:p>
-      <w:pPr>
-        <w:pStyle w:val="2"/>
-      </w:pPr>
-      <w:r>
-        <w:t>四、核准並廢止</w:t>
-      </w:r>
-    </w:p>
-    <w:p>
-      <w:pPr>
-        <w:ind w:firstLine="482"/>
-      </w:pPr>
-      <w:r>
-        <w:t>適用於廢止申請。</w:t>
-      </w:r>
-    </w:p>
-    <w:p>
-      <w:pPr>
-        <w:pStyle w:val="af1"/>
-        <w:numPr>
-          <w:ilvl w:val="0"/>
-          <w:numId w:val="2"/>
-        </w:numPr>
-      </w:pPr>
-      <w:r>
-        <w:t>於簽核明細按「核准並廢止」</w:t>
-      </w:r>
-    </w:p>
-    <w:p>
-      <w:pPr>
-        <w:pStyle w:val="af1"/>
-        <w:numPr>
-          <w:ilvl w:val="0"/>
-          <w:numId w:val="2"/>
-        </w:numPr>
-      </w:pPr>
-      <w:r>
-        <w:t>確認視窗按「確認廢止」</w:t>
-      </w:r>
-    </w:p>
-    <w:p>
-      <w:pPr>
-        <w:ind w:firstLine="482"/>
-      </w:pPr>
-      <w:r>
-        <w:t>文件隨即轉為已廢止並自文件庫下架，廢止申請人於 DM04 個人專區「我的文件動態」看到「已廢止」，並寫入文件變更歷程。廢止後的文件由管理者於 DM03 已廢止文件查詢查閱，歷史版本永久保留。</w:t>
-      </w:r>
-    </w:p>
-    <w:p>
-      <w:pPr>
-        <w:spacing w:before="80" w:after="80"/>
-        <w:ind w:left="283" w:firstLine="0"/>
-      </w:pPr>
-      <w:r>
-        <w:t>重要：廢止核准後立即生效且不可回復，按「確認廢止」前請再次確認廢止對象。</w:t>
-      </w:r>
-    </w:p>
-    <w:p>
-      <w:pPr>
-        <w:pStyle w:val="2"/>
-      </w:pPr>
-      <w:r>
-        <w:t>五、退回</w:t>
-      </w:r>
-    </w:p>
-    <w:p>
-      <w:pPr>
-        <w:ind w:firstLine="482"/>
-      </w:pPr>
-      <w:r>
-        <w:t>三類送審皆可退回。</w:t>
-      </w:r>
-    </w:p>
-    <w:p>
-      <w:pPr>
-        <w:pStyle w:val="af1"/>
-        <w:numPr>
-          <w:ilvl w:val="0"/>
-          <w:numId w:val="3"/>
-        </w:numPr>
-      </w:pPr>
-      <w:r>
-        <w:t>於簽核明細按「退回」</w:t>
-      </w:r>
-    </w:p>
-    <w:p>
-      <w:pPr>
-        <w:pStyle w:val="af1"/>
-        <w:numPr>
-          <w:ilvl w:val="0"/>
-          <w:numId w:val="3"/>
-        </w:numPr>
-      </w:pPr>
-      <w:r>
-        <w:t>於「退回原因」填寫退回的理由，此欄必填、至多 500 字，輸入框下方顯示已輸入字數</w:t>
-      </w:r>
-    </w:p>
-    <w:p>
-      <w:pPr>
-        <w:pStyle w:val="af1"/>
-        <w:numPr>
-          <w:ilvl w:val="0"/>
-          <w:numId w:val="3"/>
-        </w:numPr>
-      </w:pPr>
-      <w:r>
-        <w:t>按「確認退回」</w:t>
-      </w:r>
-    </w:p>
-    <w:p>
-      <w:pPr>
         <w:keepNext/>
         <w:spacing w:before="160" w:after="40"/>
-        <w:ind w:left="0" w:firstLine="0"/>
         <w:jc w:val="center"/>
       </w:pPr>
       <w:r>
+        <w:rPr>
+          <w:noProof/>
+        </w:rPr>
         <w:drawing>
-          <wp:inline xmlns:a="http://schemas.openxmlformats.org/drawingml/2006/main" xmlns:pic="http://schemas.openxmlformats.org/drawingml/2006/picture">
-            <wp:extent cx="5580000" cy="2501700"/>
-            <wp:docPr id="6" name="Picture 6"/>
+          <wp:inline distT="0" distB="0" distL="0" distR="0">
+            <wp:extent cx="5580000" cy="1667533"/>
+            <wp:effectExtent l="0" t="0" r="0" b="0"/>
+            <wp:docPr id="7" name="Picture 7"/>
             <wp:cNvGraphicFramePr>
-              <a:graphicFrameLocks noChangeAspect="1"/>
+              <a:graphicFrameLocks xmlns:a="http://schemas.openxmlformats.org/drawingml/2006/main" noChangeAspect="1"/>
             </wp:cNvGraphicFramePr>
-            <a:graphic>
+            <a:graphic xmlns:a="http://schemas.openxmlformats.org/drawingml/2006/main">
               <a:graphicData uri="http://schemas.openxmlformats.org/drawingml/2006/picture">
-                <pic:pic>
+                <pic:pic xmlns:pic="http://schemas.openxmlformats.org/drawingml/2006/picture">
                   <pic:nvPicPr>
-                    <pic:cNvPr id="0" name="dm02-06.png"/>
+                    <pic:cNvPr id="0" name="dm02-07.png"/>
                     <pic:cNvPicPr/>
                   </pic:nvPicPr>
                   <pic:blipFill>
@@ -1643,9 +3026,11 @@
                   <pic:spPr>
                     <a:xfrm>
                       <a:off x="0" y="0"/>
-                      <a:ext cx="5580000" cy="2501700"/>
+                      <a:ext cx="5580000" cy="1667533"/>
                     </a:xfrm>
-                    <a:prstGeom prst="rect"/>
+                    <a:prstGeom prst="rect">
+                      <a:avLst/>
+                    </a:prstGeom>
                   </pic:spPr>
                 </pic:pic>
               </a:graphicData>
@@ -1657,7 +3042,6 @@
     <w:p>
       <w:pPr>
         <w:spacing w:after="160"/>
-        <w:ind w:firstLine="0"/>
         <w:jc w:val="center"/>
       </w:pPr>
       <w:r>
@@ -1665,87 +3049,21 @@
           <w:color w:val="404040"/>
           <w:sz w:val="20"/>
         </w:rPr>
-        <w:t>按「退回」後於視窗填寫退回原因，按「確認退回」送出</w:t>
+        <w:t>切換至「已完成」並輸入文件名稱的一段文字，列出本人處理過的項目、結果與送審者；核准的項目「退回原因」顯示「</w:t>
       </w:r>
-    </w:p>
-    <w:p>
-      <w:pPr>
-        <w:ind w:firstLine="482"/>
-      </w:pPr>
-      <w:r>
-        <w:t>項目移至「已完成」並標示為已退回；撰寫者於 DM04 個人專區「我的文件動態」看到「已退回」與退回原因。退回後文件的去向依送審類型而定，見〈使用情境〉之表。撰寫者修正後可重新送審，屆時為新的一筆送審項目。</w:t>
-      </w:r>
-    </w:p>
-    <w:p>
-      <w:pPr>
-        <w:pStyle w:val="2"/>
-      </w:pPr>
-      <w:r>
-        <w:t>六、查看已完成的項目</w:t>
-      </w:r>
-    </w:p>
-    <w:p>
-      <w:pPr>
-        <w:ind w:firstLine="482"/>
-      </w:pPr>
-      <w:r>
-        <w:t>切換至「已完成」分頁，列出本人處理過的項目、結果（已核准或已退回）、送審者、退回原因與完成時間。「退回原因」於被退回的項目（含廢止申請）顯示所填原因，核准的項目顯示「—」。可於「搜尋文件名稱」輸入名稱的一段文字篩選；輸入搜尋條件時，「已完成」分頁名稱後的筆數隨之改為符合條件的筆數。</w:t>
-      </w:r>
-    </w:p>
-    <w:p>
-      <w:pPr>
-        <w:keepNext/>
-        <w:spacing w:before="160" w:after="40"/>
-        <w:ind w:left="0" w:firstLine="0"/>
-        <w:jc w:val="center"/>
-      </w:pPr>
-      <w:r>
-        <w:drawing>
-          <wp:inline xmlns:a="http://schemas.openxmlformats.org/drawingml/2006/main" xmlns:pic="http://schemas.openxmlformats.org/drawingml/2006/picture">
-            <wp:extent cx="5580000" cy="1667533"/>
-            <wp:docPr id="7" name="Picture 7"/>
-            <wp:cNvGraphicFramePr>
-              <a:graphicFrameLocks noChangeAspect="1"/>
-            </wp:cNvGraphicFramePr>
-            <a:graphic>
-              <a:graphicData uri="http://schemas.openxmlformats.org/drawingml/2006/picture">
-                <pic:pic>
-                  <pic:nvPicPr>
-                    <pic:cNvPr id="0" name="dm02-07.png"/>
-                    <pic:cNvPicPr/>
-                  </pic:nvPicPr>
-                  <pic:blipFill>
-                    <a:blip r:embed="rId15"/>
-                    <a:stretch>
-                      <a:fillRect/>
-                    </a:stretch>
-                  </pic:blipFill>
-                  <pic:spPr>
-                    <a:xfrm>
-                      <a:off x="0" y="0"/>
-                      <a:ext cx="5580000" cy="1667533"/>
-                    </a:xfrm>
-                    <a:prstGeom prst="rect"/>
-                  </pic:spPr>
-                </pic:pic>
-              </a:graphicData>
-            </a:graphic>
-          </wp:inline>
-        </w:drawing>
-      </w:r>
-    </w:p>
-    <w:p>
-      <w:pPr>
-        <w:spacing w:after="160"/>
-        <w:ind w:firstLine="0"/>
-        <w:jc w:val="center"/>
-      </w:pPr>
       <w:r>
         <w:rPr>
           <w:color w:val="404040"/>
           <w:sz w:val="20"/>
         </w:rPr>
-        <w:t>切換至「已完成」並輸入文件名稱的一段文字，列出本人處理過的項目、結果與送審者；核准的項目「退回原因」顯示「—」</w:t>
+        <w:t>—</w:t>
+      </w:r>
+      <w:r>
+        <w:rPr>
+          <w:color w:val="404040"/>
+          <w:sz w:val="20"/>
+        </w:rPr>
+        <w:t>」</w:t>
       </w:r>
     </w:p>
     <w:p>
@@ -1760,41 +3078,43 @@
       <w:pPr>
         <w:pStyle w:val="1"/>
       </w:pPr>
+      <w:bookmarkStart w:id="11" w:name="_Toc243386724"/>
       <w:r>
+        <w:lastRenderedPageBreak/>
         <w:t>參、常見訊息與處置</w:t>
       </w:r>
+      <w:bookmarkEnd w:id="11"/>
     </w:p>
     <w:p>
       <w:pPr>
         <w:pStyle w:val="2"/>
       </w:pPr>
+      <w:bookmarkStart w:id="12" w:name="_Toc243386725"/>
       <w:r>
         <w:t>一、被擋下（動作沒有完成）</w:t>
       </w:r>
+      <w:bookmarkEnd w:id="12"/>
     </w:p>
     <w:tbl>
       <w:tblPr>
         <w:tblStyle w:val="aff2"/>
-        <w:tblW w:type="auto" w:w="0"/>
+        <w:tblW w:w="0" w:type="auto"/>
         <w:tblLayout w:type="fixed"/>
-        <w:tblLook w:firstColumn="1" w:firstRow="1" w:lastColumn="0" w:lastRow="0" w:noHBand="0" w:noVBand="1" w:val="04A0"/>
-        <w:tblLayout w:type="fixed"/>
+        <w:tblLook w:val="04A0" w:firstRow="1" w:lastRow="0" w:firstColumn="1" w:lastColumn="0" w:noHBand="0" w:noVBand="1"/>
       </w:tblPr>
       <w:tblGrid>
-        <w:gridCol w:w="4680"/>
-        <w:gridCol w:w="4680"/>
+        <w:gridCol w:w="3106"/>
+        <w:gridCol w:w="6254"/>
       </w:tblGrid>
       <w:tr>
         <w:tc>
           <w:tcPr>
-            <w:tcW w:type="dxa" w:w="3106"/>
+            <w:tcW w:w="3106" w:type="dxa"/>
           </w:tcPr>
           <w:p>
-            <w:r>
-              <w:rPr>
-                <w:b/>
-              </w:rPr>
-            </w:r>
+            <w:pPr>
+              <w:spacing w:before="60" w:after="60"/>
+            </w:pPr>
             <w:r>
               <w:rPr>
                 <w:b/>
@@ -1805,14 +3125,12 @@
         </w:tc>
         <w:tc>
           <w:tcPr>
-            <w:tcW w:type="dxa" w:w="6254"/>
+            <w:tcW w:w="6254" w:type="dxa"/>
           </w:tcPr>
           <w:p>
-            <w:r>
-              <w:rPr>
-                <w:b/>
-              </w:rPr>
-            </w:r>
+            <w:pPr>
+              <w:spacing w:before="60" w:after="60"/>
+            </w:pPr>
             <w:r>
               <w:rPr>
                 <w:b/>
@@ -1825,10 +3143,12 @@
       <w:tr>
         <w:tc>
           <w:tcPr>
-            <w:tcW w:type="dxa" w:w="3106"/>
+            <w:tcW w:w="3106" w:type="dxa"/>
           </w:tcPr>
           <w:p>
-            <w:r/>
+            <w:pPr>
+              <w:spacing w:before="60" w:after="60"/>
+            </w:pPr>
             <w:r>
               <w:t>「請填寫退回原因」</w:t>
             </w:r>
@@ -1836,12 +3156,17 @@
         </w:tc>
         <w:tc>
           <w:tcPr>
-            <w:tcW w:type="dxa" w:w="6254"/>
+            <w:tcW w:w="6254" w:type="dxa"/>
           </w:tcPr>
           <w:p>
-            <w:r/>
+            <w:pPr>
+              <w:spacing w:before="60" w:after="60"/>
+            </w:pPr>
             <w:r>
-              <w:t>退回原因為必填，填寫後再按「確認退回」</w:t>
+              <w:t>退回原</w:t>
+            </w:r>
+            <w:r>
+              <w:t>因為必填，填寫後再按「確認退回」</w:t>
             </w:r>
           </w:p>
         </w:tc>
@@ -1849,10 +3174,12 @@
       <w:tr>
         <w:tc>
           <w:tcPr>
-            <w:tcW w:type="dxa" w:w="3106"/>
+            <w:tcW w:w="3106" w:type="dxa"/>
           </w:tcPr>
           <w:p>
-            <w:r/>
+            <w:pPr>
+              <w:spacing w:before="60" w:after="60"/>
+            </w:pPr>
             <w:r>
               <w:t>「此項目已被撰寫者撤回，已自清單移除」</w:t>
             </w:r>
@@ -1860,10 +3187,12 @@
         </w:tc>
         <w:tc>
           <w:tcPr>
-            <w:tcW w:type="dxa" w:w="6254"/>
+            <w:tcW w:w="6254" w:type="dxa"/>
           </w:tcPr>
           <w:p>
-            <w:r/>
+            <w:pPr>
+              <w:spacing w:before="60" w:after="60"/>
+            </w:pPr>
             <w:r>
               <w:t>撰寫者已於本人處理前撤回該送審，不需再處理。撰寫者重新送審時會以新的一筆出現</w:t>
             </w:r>
@@ -1873,10 +3202,12 @@
       <w:tr>
         <w:tc>
           <w:tcPr>
-            <w:tcW w:type="dxa" w:w="3106"/>
+            <w:tcW w:w="3106" w:type="dxa"/>
           </w:tcPr>
           <w:p>
-            <w:r/>
+            <w:pPr>
+              <w:spacing w:before="60" w:after="60"/>
+            </w:pPr>
             <w:r>
               <w:t>「此送審已非待審核狀態，無法處理」</w:t>
             </w:r>
@@ -1884,10 +3215,12 @@
         </w:tc>
         <w:tc>
           <w:tcPr>
-            <w:tcW w:type="dxa" w:w="6254"/>
+            <w:tcW w:w="6254" w:type="dxa"/>
           </w:tcPr>
           <w:p>
-            <w:r/>
+            <w:pPr>
+              <w:spacing w:before="60" w:after="60"/>
+            </w:pPr>
             <w:r>
               <w:t>該項目已處理過（例如於另一個分頁或視窗已核准或退回），可至「已完成」分頁確認結果</w:t>
             </w:r>
@@ -1897,10 +3230,12 @@
       <w:tr>
         <w:tc>
           <w:tcPr>
-            <w:tcW w:type="dxa" w:w="3106"/>
+            <w:tcW w:w="3106" w:type="dxa"/>
           </w:tcPr>
           <w:p>
-            <w:r/>
+            <w:pPr>
+              <w:spacing w:before="60" w:after="60"/>
+            </w:pPr>
             <w:r>
               <w:t>「此關聯作業項目已有對應之已發布手冊」</w:t>
             </w:r>
@@ -1908,10 +3243,12 @@
         </w:tc>
         <w:tc>
           <w:tcPr>
-            <w:tcW w:type="dxa" w:w="6254"/>
+            <w:tcW w:w="6254" w:type="dxa"/>
           </w:tcPr>
           <w:p>
-            <w:r/>
+            <w:pPr>
+              <w:spacing w:before="60" w:after="60"/>
+            </w:pPr>
             <w:r>
               <w:t>同一個作業項目只能有一份已發布的系統操作手冊，而另一份對應同一作業項目的手冊已先發布。請將本項退回，由撰寫者改選作業項目；或先廢止已發布的那份手冊後再核准</w:t>
             </w:r>
@@ -1923,33 +3260,32 @@
       <w:pPr>
         <w:pStyle w:val="2"/>
       </w:pPr>
+      <w:bookmarkStart w:id="13" w:name="_Toc243386726"/>
       <w:r>
         <w:t>二、送出後的結果訊息</w:t>
       </w:r>
+      <w:bookmarkEnd w:id="13"/>
     </w:p>
     <w:tbl>
       <w:tblPr>
         <w:tblStyle w:val="aff2"/>
-        <w:tblW w:type="auto" w:w="0"/>
+        <w:tblW w:w="0" w:type="auto"/>
         <w:tblLayout w:type="fixed"/>
-        <w:tblLook w:firstColumn="1" w:firstRow="1" w:lastColumn="0" w:lastRow="0" w:noHBand="0" w:noVBand="1" w:val="04A0"/>
-        <w:tblLayout w:type="fixed"/>
+        <w:tblLook w:val="04A0" w:firstRow="1" w:lastRow="0" w:firstColumn="1" w:lastColumn="0" w:noHBand="0" w:noVBand="1"/>
       </w:tblPr>
       <w:tblGrid>
-        <w:gridCol w:w="4680"/>
-        <w:gridCol w:w="4680"/>
+        <w:gridCol w:w="3372"/>
+        <w:gridCol w:w="5988"/>
       </w:tblGrid>
       <w:tr>
         <w:tc>
           <w:tcPr>
-            <w:tcW w:type="dxa" w:w="3372"/>
+            <w:tcW w:w="3372" w:type="dxa"/>
           </w:tcPr>
           <w:p>
-            <w:r>
-              <w:rPr>
-                <w:b/>
-              </w:rPr>
-            </w:r>
+            <w:pPr>
+              <w:spacing w:before="60" w:after="60"/>
+            </w:pPr>
             <w:r>
               <w:rPr>
                 <w:b/>
@@ -1960,14 +3296,12 @@
         </w:tc>
         <w:tc>
           <w:tcPr>
-            <w:tcW w:type="dxa" w:w="5988"/>
+            <w:tcW w:w="5988" w:type="dxa"/>
           </w:tcPr>
           <w:p>
-            <w:r>
-              <w:rPr>
-                <w:b/>
-              </w:rPr>
-            </w:r>
+            <w:pPr>
+              <w:spacing w:before="60" w:after="60"/>
+            </w:pPr>
             <w:r>
               <w:rPr>
                 <w:b/>
@@ -1980,10 +3314,12 @@
       <w:tr>
         <w:tc>
           <w:tcPr>
-            <w:tcW w:type="dxa" w:w="3372"/>
+            <w:tcW w:w="3372" w:type="dxa"/>
           </w:tcPr>
           <w:p>
-            <w:r/>
+            <w:pPr>
+              <w:spacing w:before="60" w:after="60"/>
+            </w:pPr>
             <w:r>
               <w:t>「已核准並發布」</w:t>
             </w:r>
@@ -1991,10 +3327,12 @@
         </w:tc>
         <w:tc>
           <w:tcPr>
-            <w:tcW w:type="dxa" w:w="5988"/>
+            <w:tcW w:w="5988" w:type="dxa"/>
           </w:tcPr>
           <w:p>
-            <w:r/>
+            <w:pPr>
+              <w:spacing w:before="60" w:after="60"/>
+            </w:pPr>
             <w:r>
               <w:t>文件已發布，發布通知已排入寄送給可見對象相符的閱覽者；撰寫者於個人專區看到核准結果</w:t>
             </w:r>
@@ -2004,10 +3342,12 @@
       <w:tr>
         <w:tc>
           <w:tcPr>
-            <w:tcW w:type="dxa" w:w="3372"/>
+            <w:tcW w:w="3372" w:type="dxa"/>
           </w:tcPr>
           <w:p>
-            <w:r/>
+            <w:pPr>
+              <w:spacing w:before="60" w:after="60"/>
+            </w:pPr>
             <w:r>
               <w:t>「已核准廢止，文件已下架」</w:t>
             </w:r>
@@ -2015,10 +3355,12 @@
         </w:tc>
         <w:tc>
           <w:tcPr>
-            <w:tcW w:type="dxa" w:w="5988"/>
+            <w:tcW w:w="5988" w:type="dxa"/>
           </w:tcPr>
           <w:p>
-            <w:r/>
+            <w:pPr>
+              <w:spacing w:before="60" w:after="60"/>
+            </w:pPr>
             <w:r>
               <w:t>文件已廢止並自文件庫下架；廢止申請人於個人專區看到廢止結果</w:t>
             </w:r>
@@ -2028,10 +3370,12 @@
       <w:tr>
         <w:tc>
           <w:tcPr>
-            <w:tcW w:type="dxa" w:w="3372"/>
+            <w:tcW w:w="3372" w:type="dxa"/>
           </w:tcPr>
           <w:p>
-            <w:r/>
+            <w:pPr>
+              <w:spacing w:before="60" w:after="60"/>
+            </w:pPr>
             <w:r>
               <w:t>「已退回」</w:t>
             </w:r>
@@ -2039,10 +3383,12 @@
         </w:tc>
         <w:tc>
           <w:tcPr>
-            <w:tcW w:type="dxa" w:w="5988"/>
+            <w:tcW w:w="5988" w:type="dxa"/>
           </w:tcPr>
           <w:p>
-            <w:r/>
+            <w:pPr>
+              <w:spacing w:before="60" w:after="60"/>
+            </w:pPr>
             <w:r>
               <w:t>項目已退回，撰寫者於個人專區看到退回結果</w:t>
             </w:r>
@@ -2054,33 +3400,32 @@
       <w:pPr>
         <w:pStyle w:val="2"/>
       </w:pPr>
+      <w:bookmarkStart w:id="14" w:name="_Toc243386727"/>
       <w:r>
         <w:t>三、其他情況</w:t>
       </w:r>
+      <w:bookmarkEnd w:id="14"/>
     </w:p>
     <w:tbl>
       <w:tblPr>
         <w:tblStyle w:val="aff2"/>
-        <w:tblW w:type="auto" w:w="0"/>
+        <w:tblW w:w="0" w:type="auto"/>
         <w:tblLayout w:type="fixed"/>
-        <w:tblLook w:firstColumn="1" w:firstRow="1" w:lastColumn="0" w:lastRow="0" w:noHBand="0" w:noVBand="1" w:val="04A0"/>
-        <w:tblLayout w:type="fixed"/>
+        <w:tblLook w:val="04A0" w:firstRow="1" w:lastRow="0" w:firstColumn="1" w:lastColumn="0" w:noHBand="0" w:noVBand="1"/>
       </w:tblPr>
       <w:tblGrid>
-        <w:gridCol w:w="4680"/>
-        <w:gridCol w:w="4680"/>
+        <w:gridCol w:w="3187"/>
+        <w:gridCol w:w="6173"/>
       </w:tblGrid>
       <w:tr>
         <w:tc>
           <w:tcPr>
-            <w:tcW w:type="dxa" w:w="3187"/>
+            <w:tcW w:w="3187" w:type="dxa"/>
           </w:tcPr>
           <w:p>
-            <w:r>
-              <w:rPr>
-                <w:b/>
-              </w:rPr>
-            </w:r>
+            <w:pPr>
+              <w:spacing w:before="60" w:after="60"/>
+            </w:pPr>
             <w:r>
               <w:rPr>
                 <w:b/>
@@ -2091,14 +3436,12 @@
         </w:tc>
         <w:tc>
           <w:tcPr>
-            <w:tcW w:type="dxa" w:w="6173"/>
+            <w:tcW w:w="6173" w:type="dxa"/>
           </w:tcPr>
           <w:p>
-            <w:r>
-              <w:rPr>
-                <w:b/>
-              </w:rPr>
-            </w:r>
+            <w:pPr>
+              <w:spacing w:before="60" w:after="60"/>
+            </w:pPr>
             <w:r>
               <w:rPr>
                 <w:b/>
@@ -2111,10 +3454,12 @@
       <w:tr>
         <w:tc>
           <w:tcPr>
-            <w:tcW w:type="dxa" w:w="3187"/>
+            <w:tcW w:w="3187" w:type="dxa"/>
           </w:tcPr>
           <w:p>
-            <w:r/>
+            <w:pPr>
+              <w:spacing w:before="60" w:after="60"/>
+            </w:pPr>
             <w:r>
               <w:t>「目前沒有待簽核項目。」</w:t>
             </w:r>
@@ -2122,10 +3467,12 @@
         </w:tc>
         <w:tc>
           <w:tcPr>
-            <w:tcW w:type="dxa" w:w="6173"/>
+            <w:tcW w:w="6173" w:type="dxa"/>
           </w:tcPr>
           <w:p>
-            <w:r/>
+            <w:pPr>
+              <w:spacing w:before="60" w:after="60"/>
+            </w:pPr>
             <w:r>
               <w:t>目前沒有指派給本人的送審。撰寫者表示已送審卻看不到時，請其確認送審時指定的審核者是否為本人</w:t>
             </w:r>
@@ -2135,10 +3482,12 @@
       <w:tr>
         <w:tc>
           <w:tcPr>
-            <w:tcW w:type="dxa" w:w="3187"/>
+            <w:tcW w:w="3187" w:type="dxa"/>
           </w:tcPr>
           <w:p>
-            <w:r/>
+            <w:pPr>
+              <w:spacing w:before="60" w:after="60"/>
+            </w:pPr>
             <w:r>
               <w:t>側邊選單沒有「簽核中心」</w:t>
             </w:r>
@@ -2146,10 +3495,12 @@
         </w:tc>
         <w:tc>
           <w:tcPr>
-            <w:tcW w:type="dxa" w:w="6173"/>
+            <w:tcW w:w="6173" w:type="dxa"/>
           </w:tcPr>
           <w:p>
-            <w:r/>
+            <w:pPr>
+              <w:spacing w:before="60" w:after="60"/>
+            </w:pPr>
             <w:r>
               <w:t>本人尚未被授予審核者角色，請洽管理者</w:t>
             </w:r>
@@ -2157,8 +3508,9 @@
         </w:tc>
       </w:tr>
     </w:tbl>
+    <w:p/>
     <w:sectPr>
-      <w:footerReference w:type="default" r:id="rId46"/>
+      <w:footerReference w:type="default" r:id="rId15"/>
       <w:pgSz w:w="12240" w:h="15840"/>
       <w:pgMar w:top="1440" w:right="1440" w:bottom="1440" w:left="1440" w:header="720" w:footer="720" w:gutter="0"/>
       <w:pgNumType w:start="1"/>
@@ -2199,16 +3551,6 @@
   <w:p>
     <w:pPr>
       <w:pStyle w:val="a5"/>
-    </w:pPr>
-  </w:p>
-</w:ftr>
-</file>
-
-<file path=word/footer2.xml><?xml version="1.0" encoding="utf-8"?>
-<w:ftr xmlns:wpc="http://schemas.microsoft.com/office/word/2010/wordprocessingCanvas" xmlns:cx="http://schemas.microsoft.com/office/drawing/2014/chartex" xmlns:cx1="http://schemas.microsoft.com/office/drawing/2015/9/8/chartex" xmlns:cx2="http://schemas.microsoft.com/office/drawing/2015/10/21/chartex" xmlns:cx3="http://schemas.microsoft.com/office/drawing/2016/5/9/chartex" xmlns:cx4="http://schemas.microsoft.com/office/drawing/2016/5/10/chartex" xmlns:cx5="http://schemas.microsoft.com/office/drawing/2016/5/11/chartex" xmlns:cx6="http://schemas.microsoft.com/office/drawing/2016/5/12/chartex" xmlns:cx7="http://schemas.microsoft.com/office/drawing/2016/5/13/chartex" xmlns:cx8="http://schemas.microsoft.com/office/drawing/2016/5/14/chartex" xmlns:mc="http://schemas.openxmlformats.org/markup-compatibility/2006" xmlns:aink="http://schemas.microsoft.com/office/drawing/2016/ink" xmlns:am3d="http://schemas.microsoft.com/office/drawing/2017/model3d" xmlns:o="urn:schemas-microsoft-com:office:office" xmlns:r="http://schemas.openxmlformats.org/officeDocument/2006/relationships" xmlns:m="http://schemas.openxmlformats.org/officeDocument/2006/math" xmlns:v="urn:schemas-microsoft-com:vml" xmlns:wp14="http://schemas.microsoft.com/office/word/2010/wordprocessingDrawing" xmlns:wp="http://schemas.openxmlformats.org/drawingml/2006/wordprocessingDrawing" xmlns:w10="urn:schemas-microsoft-com:office:word" xmlns:w="http://schemas.openxmlformats.org/wordprocessingml/2006/main" xmlns:w14="http://schemas.microsoft.com/office/word/2010/wordml" xmlns:w15="http://schemas.microsoft.com/office/word/2012/wordml" xmlns:w16cid="http://schemas.microsoft.com/office/word/2016/wordml/cid" xmlns:w16se="http://schemas.microsoft.com/office/word/2015/wordml/symex" xmlns:wpg="http://schemas.microsoft.com/office/word/2010/wordprocessingGroup" xmlns:wpi="http://schemas.microsoft.com/office/word/2010/wordprocessingInk" xmlns:wne="http://schemas.microsoft.com/office/word/2006/wordml" xmlns:wps="http://schemas.microsoft.com/office/word/2010/wordprocessingShape" mc:Ignorable="w14 w15 w16se w16cid wp14">
-  <w:p>
-    <w:pPr>
-      <w:pStyle w:val="a5"/>
       <w:jc w:val="center"/>
     </w:pPr>
     <w:r>
@@ -2272,7 +3614,7 @@
         <w:noProof/>
         <w:sz w:val="20"/>
       </w:rPr>
-      <w:t>39</w:t>
+      <w:t>6</w:t>
     </w:r>
     <w:r>
       <w:rPr>
@@ -2329,6 +3671,64 @@
     </w:lvl>
   </w:abstractNum>
   <w:abstractNum w:abstractNumId="1" w15:restartNumberingAfterBreak="0">
+    <w:nsid w:val="628016C1"/>
+    <w:multiLevelType w:val="multilevel"/>
+    <w:tmpl w:val="5082F610"/>
+    <w:lvl w:ilvl="0">
+      <w:start w:val="1"/>
+      <w:numFmt w:val="bullet"/>
+      <w:lvlText w:val="●"/>
+      <w:lvlJc w:val="left"/>
+      <w:pPr>
+        <w:ind w:left="482" w:hanging="482"/>
+      </w:pPr>
+    </w:lvl>
+    <w:lvl w:ilvl="1">
+      <w:start w:val="1"/>
+      <w:numFmt w:val="bullet"/>
+      <w:lvlText w:val="●"/>
+      <w:lvlJc w:val="left"/>
+      <w:pPr>
+        <w:ind w:left="1440" w:hanging="480"/>
+      </w:pPr>
+    </w:lvl>
+    <w:lvl w:ilvl="2">
+      <w:numFmt w:val="decimal"/>
+      <w:lvlText w:val=""/>
+      <w:lvlJc w:val="left"/>
+    </w:lvl>
+    <w:lvl w:ilvl="3">
+      <w:numFmt w:val="decimal"/>
+      <w:lvlText w:val=""/>
+      <w:lvlJc w:val="left"/>
+    </w:lvl>
+    <w:lvl w:ilvl="4">
+      <w:numFmt w:val="decimal"/>
+      <w:lvlText w:val=""/>
+      <w:lvlJc w:val="left"/>
+    </w:lvl>
+    <w:lvl w:ilvl="5">
+      <w:numFmt w:val="decimal"/>
+      <w:lvlText w:val=""/>
+      <w:lvlJc w:val="left"/>
+    </w:lvl>
+    <w:lvl w:ilvl="6">
+      <w:numFmt w:val="decimal"/>
+      <w:lvlText w:val=""/>
+      <w:lvlJc w:val="left"/>
+    </w:lvl>
+    <w:lvl w:ilvl="7">
+      <w:numFmt w:val="decimal"/>
+      <w:lvlText w:val=""/>
+      <w:lvlJc w:val="left"/>
+    </w:lvl>
+    <w:lvl w:ilvl="8">
+      <w:numFmt w:val="decimal"/>
+      <w:lvlText w:val=""/>
+      <w:lvlJc w:val="left"/>
+    </w:lvl>
+  </w:abstractNum>
+  <w:abstractNum w:abstractNumId="2" w15:restartNumberingAfterBreak="0">
     <w:nsid w:val="7CDE1FC3"/>
     <w:multiLevelType w:val="hybridMultilevel"/>
     <w:tmpl w:val="7EACF0CE"/>
@@ -2392,17 +3792,6 @@
       <w:lvlJc w:val="left"/>
     </w:lvl>
   </w:abstractNum>
-  <w:abstractNum w:abstractNumId="900">
-    <w:lvl w:ilvl="0">
-      <w:start w:val="1"/>
-      <w:numFmt w:val="bullet"/>
-      <w:lvlText w:val="●"/>
-      <w:lvlJc w:val="left"/>
-      <w:pPr>
-        <w:ind w:left="482" w:hanging="482"/>
-      </w:pPr>
-    </w:lvl>
-  </w:abstractNum>
   <w:num w:numId="1">
     <w:abstractNumId w:val="0"/>
     <w:lvlOverride w:ilvl="0">
@@ -2422,7 +3811,7 @@
     </w:lvlOverride>
   </w:num>
   <w:num w:numId="4">
-    <w:abstractNumId w:val="1"/>
+    <w:abstractNumId w:val="2"/>
     <w:lvlOverride w:ilvl="0">
       <w:startOverride w:val="1"/>
     </w:lvlOverride>
@@ -2619,10 +4008,10 @@
       <w:startOverride w:val="1"/>
     </w:lvlOverride>
   </w:num>
+  <w:num w:numId="37">
+    <w:abstractNumId w:val="1"/>
+  </w:num>
   <w:numIdMacAtCleanup w:val="36"/>
-  <w:num w:numId="900">
-    <w:abstractNumId w:val="900"/>
-  </w:num>
 </w:numbering>
 </file>
 
@@ -14388,7 +15777,7 @@
 </file>
 
 <file path=customXml/itemProps1.xml><?xml version="1.0" encoding="utf-8"?>
-<ds:datastoreItem xmlns:ds="http://schemas.openxmlformats.org/officeDocument/2006/customXml" ds:itemID="{F5433768-CC8D-4AF3-B2C9-4B3C2D302557}">
+<ds:datastoreItem xmlns:ds="http://schemas.openxmlformats.org/officeDocument/2006/customXml" ds:itemID="{A6258215-0B23-461C-9426-2E1F089BD5E3}">
   <ds:schemaRefs>
     <ds:schemaRef ds:uri="http://schemas.openxmlformats.org/officeDocument/2006/bibliography"/>
   </ds:schemaRefs>
